--- a/Documentación/Documentación del Proyecto a Realizar.docx
+++ b/Documentación/Documentación del Proyecto a Realizar.docx
@@ -519,7 +519,7 @@
           <w:r>
             <w:fldChar w:fldCharType="separate"/>
           </w:r>
-          <w:hyperlink w:anchor="_Toc226746237" w:history="1">
+          <w:hyperlink w:anchor="_Toc226749422" w:history="1">
             <w:r>
               <w:rPr>
                 <w:rStyle w:val="Hipervnculo"/>
@@ -546,7 +546,7 @@
                 <w:noProof/>
                 <w:webHidden/>
               </w:rPr>
-              <w:instrText xml:space="preserve"> PAGEREF _Toc226746237 \h </w:instrText>
+              <w:instrText xml:space="preserve"> PAGEREF _Toc226749422 \h </w:instrText>
             </w:r>
             <w:r>
               <w:rPr>
@@ -594,7 +594,7 @@
               <w14:ligatures w14:val="standardContextual"/>
             </w:rPr>
           </w:pPr>
-          <w:hyperlink w:anchor="_Toc226746238" w:history="1">
+          <w:hyperlink w:anchor="_Toc226749423" w:history="1">
             <w:r>
               <w:rPr>
                 <w:rStyle w:val="Hipervnculo"/>
@@ -621,7 +621,7 @@
                 <w:noProof/>
                 <w:webHidden/>
               </w:rPr>
-              <w:instrText xml:space="preserve"> PAGEREF _Toc226746238 \h </w:instrText>
+              <w:instrText xml:space="preserve"> PAGEREF _Toc226749423 \h </w:instrText>
             </w:r>
             <w:r>
               <w:rPr>
@@ -669,7 +669,7 @@
               <w14:ligatures w14:val="standardContextual"/>
             </w:rPr>
           </w:pPr>
-          <w:hyperlink w:anchor="_Toc226746239" w:history="1">
+          <w:hyperlink w:anchor="_Toc226749424" w:history="1">
             <w:r>
               <w:rPr>
                 <w:rStyle w:val="Hipervnculo"/>
@@ -698,7 +698,7 @@
                 <w:noProof/>
                 <w:webHidden/>
               </w:rPr>
-              <w:instrText xml:space="preserve"> PAGEREF _Toc226746239 \h </w:instrText>
+              <w:instrText xml:space="preserve"> PAGEREF _Toc226749424 \h </w:instrText>
             </w:r>
             <w:r>
               <w:rPr>
@@ -745,7 +745,7 @@
               <w14:ligatures w14:val="standardContextual"/>
             </w:rPr>
           </w:pPr>
-          <w:hyperlink w:anchor="_Toc226746240" w:history="1">
+          <w:hyperlink w:anchor="_Toc226749425" w:history="1">
             <w:r>
               <w:rPr>
                 <w:rStyle w:val="Hipervnculo"/>
@@ -773,7 +773,7 @@
                 <w:noProof/>
                 <w:webHidden/>
               </w:rPr>
-              <w:instrText xml:space="preserve"> PAGEREF _Toc226746240 \h </w:instrText>
+              <w:instrText xml:space="preserve"> PAGEREF _Toc226749425 \h </w:instrText>
             </w:r>
             <w:r>
               <w:rPr>
@@ -820,7 +820,7 @@
               <w14:ligatures w14:val="standardContextual"/>
             </w:rPr>
           </w:pPr>
-          <w:hyperlink w:anchor="_Toc226746241" w:history="1">
+          <w:hyperlink w:anchor="_Toc226749426" w:history="1">
             <w:r>
               <w:rPr>
                 <w:rStyle w:val="Hipervnculo"/>
@@ -848,7 +848,7 @@
                 <w:noProof/>
                 <w:webHidden/>
               </w:rPr>
-              <w:instrText xml:space="preserve"> PAGEREF _Toc226746241 \h </w:instrText>
+              <w:instrText xml:space="preserve"> PAGEREF _Toc226749426 \h </w:instrText>
             </w:r>
             <w:r>
               <w:rPr>
@@ -896,7 +896,7 @@
               <w14:ligatures w14:val="standardContextual"/>
             </w:rPr>
           </w:pPr>
-          <w:hyperlink w:anchor="_Toc226746242" w:history="1">
+          <w:hyperlink w:anchor="_Toc226749427" w:history="1">
             <w:r>
               <w:rPr>
                 <w:rStyle w:val="Hipervnculo"/>
@@ -923,7 +923,7 @@
                 <w:noProof/>
                 <w:webHidden/>
               </w:rPr>
-              <w:instrText xml:space="preserve"> PAGEREF _Toc226746242 \h </w:instrText>
+              <w:instrText xml:space="preserve"> PAGEREF _Toc226749427 \h </w:instrText>
             </w:r>
             <w:r>
               <w:rPr>
@@ -971,7 +971,7 @@
               <w14:ligatures w14:val="standardContextual"/>
             </w:rPr>
           </w:pPr>
-          <w:hyperlink w:anchor="_Toc226746243" w:history="1">
+          <w:hyperlink w:anchor="_Toc226749428" w:history="1">
             <w:r>
               <w:rPr>
                 <w:rStyle w:val="Hipervnculo"/>
@@ -998,7 +998,7 @@
                 <w:noProof/>
                 <w:webHidden/>
               </w:rPr>
-              <w:instrText xml:space="preserve"> PAGEREF _Toc226746243 \h </w:instrText>
+              <w:instrText xml:space="preserve"> PAGEREF _Toc226749428 \h </w:instrText>
             </w:r>
             <w:r>
               <w:rPr>
@@ -1046,7 +1046,7 @@
               <w14:ligatures w14:val="standardContextual"/>
             </w:rPr>
           </w:pPr>
-          <w:hyperlink w:anchor="_Toc226746244" w:history="1">
+          <w:hyperlink w:anchor="_Toc226749429" w:history="1">
             <w:r>
               <w:rPr>
                 <w:rStyle w:val="Hipervnculo"/>
@@ -1073,7 +1073,7 @@
                 <w:noProof/>
                 <w:webHidden/>
               </w:rPr>
-              <w:instrText xml:space="preserve"> PAGEREF _Toc226746244 \h </w:instrText>
+              <w:instrText xml:space="preserve"> PAGEREF _Toc226749429 \h </w:instrText>
             </w:r>
             <w:r>
               <w:rPr>
@@ -1120,7 +1120,7 @@
               <w14:ligatures w14:val="standardContextual"/>
             </w:rPr>
           </w:pPr>
-          <w:hyperlink w:anchor="_Toc226746245" w:history="1">
+          <w:hyperlink w:anchor="_Toc226749430" w:history="1">
             <w:r>
               <w:rPr>
                 <w:rStyle w:val="Hipervnculo"/>
@@ -1149,7 +1149,7 @@
                 <w:noProof/>
                 <w:webHidden/>
               </w:rPr>
-              <w:instrText xml:space="preserve"> PAGEREF _Toc226746245 \h </w:instrText>
+              <w:instrText xml:space="preserve"> PAGEREF _Toc226749430 \h </w:instrText>
             </w:r>
             <w:r>
               <w:rPr>
@@ -1196,7 +1196,7 @@
               <w14:ligatures w14:val="standardContextual"/>
             </w:rPr>
           </w:pPr>
-          <w:hyperlink w:anchor="_Toc226746246" w:history="1">
+          <w:hyperlink w:anchor="_Toc226749431" w:history="1">
             <w:r>
               <w:rPr>
                 <w:rStyle w:val="Hipervnculo"/>
@@ -1223,7 +1223,7 @@
                 <w:noProof/>
                 <w:webHidden/>
               </w:rPr>
-              <w:instrText xml:space="preserve"> PAGEREF _Toc226746246 \h </w:instrText>
+              <w:instrText xml:space="preserve"> PAGEREF _Toc226749431 \h </w:instrText>
             </w:r>
             <w:r>
               <w:rPr>
@@ -1270,7 +1270,7 @@
               <w14:ligatures w14:val="standardContextual"/>
             </w:rPr>
           </w:pPr>
-          <w:hyperlink w:anchor="_Toc226746247" w:history="1">
+          <w:hyperlink w:anchor="_Toc226749432" w:history="1">
             <w:r>
               <w:rPr>
                 <w:rStyle w:val="Hipervnculo"/>
@@ -1297,7 +1297,7 @@
                 <w:noProof/>
                 <w:webHidden/>
               </w:rPr>
-              <w:instrText xml:space="preserve"> PAGEREF _Toc226746247 \h </w:instrText>
+              <w:instrText xml:space="preserve"> PAGEREF _Toc226749432 \h </w:instrText>
             </w:r>
             <w:r>
               <w:rPr>
@@ -1344,7 +1344,7 @@
               <w14:ligatures w14:val="standardContextual"/>
             </w:rPr>
           </w:pPr>
-          <w:hyperlink w:anchor="_Toc226746248" w:history="1">
+          <w:hyperlink w:anchor="_Toc226749433" w:history="1">
             <w:r>
               <w:rPr>
                 <w:rStyle w:val="Hipervnculo"/>
@@ -1371,7 +1371,7 @@
                 <w:noProof/>
                 <w:webHidden/>
               </w:rPr>
-              <w:instrText xml:space="preserve"> PAGEREF _Toc226746248 \h </w:instrText>
+              <w:instrText xml:space="preserve"> PAGEREF _Toc226749433 \h </w:instrText>
             </w:r>
             <w:r>
               <w:rPr>
@@ -1419,7 +1419,7 @@
               <w14:ligatures w14:val="standardContextual"/>
             </w:rPr>
           </w:pPr>
-          <w:hyperlink w:anchor="_Toc226746249" w:history="1">
+          <w:hyperlink w:anchor="_Toc226749434" w:history="1">
             <w:r>
               <w:rPr>
                 <w:rStyle w:val="Hipervnculo"/>
@@ -1446,7 +1446,7 @@
                 <w:noProof/>
                 <w:webHidden/>
               </w:rPr>
-              <w:instrText xml:space="preserve"> PAGEREF _Toc226746249 \h </w:instrText>
+              <w:instrText xml:space="preserve"> PAGEREF _Toc226749434 \h </w:instrText>
             </w:r>
             <w:r>
               <w:rPr>
@@ -1493,7 +1493,7 @@
               <w14:ligatures w14:val="standardContextual"/>
             </w:rPr>
           </w:pPr>
-          <w:hyperlink w:anchor="_Toc226746250" w:history="1">
+          <w:hyperlink w:anchor="_Toc226749435" w:history="1">
             <w:r>
               <w:rPr>
                 <w:rStyle w:val="Hipervnculo"/>
@@ -1520,7 +1520,7 @@
                 <w:noProof/>
                 <w:webHidden/>
               </w:rPr>
-              <w:instrText xml:space="preserve"> PAGEREF _Toc226746250 \h </w:instrText>
+              <w:instrText xml:space="preserve"> PAGEREF _Toc226749435 \h </w:instrText>
             </w:r>
             <w:r>
               <w:rPr>
@@ -1564,7 +1564,7 @@
               <w14:ligatures w14:val="standardContextual"/>
             </w:rPr>
           </w:pPr>
-          <w:hyperlink w:anchor="_Toc226746251" w:history="1">
+          <w:hyperlink w:anchor="_Toc226749436" w:history="1">
             <w:r>
               <w:rPr>
                 <w:rStyle w:val="Hipervnculo"/>
@@ -1591,7 +1591,7 @@
                 <w:noProof/>
                 <w:webHidden/>
               </w:rPr>
-              <w:instrText xml:space="preserve"> PAGEREF _Toc226746251 \h </w:instrText>
+              <w:instrText xml:space="preserve"> PAGEREF _Toc226749436 \h </w:instrText>
             </w:r>
             <w:r>
               <w:rPr>
@@ -1638,7 +1638,7 @@
               <w14:ligatures w14:val="standardContextual"/>
             </w:rPr>
           </w:pPr>
-          <w:hyperlink w:anchor="_Toc226746252" w:history="1">
+          <w:hyperlink w:anchor="_Toc226749437" w:history="1">
             <w:r>
               <w:rPr>
                 <w:rStyle w:val="Hipervnculo"/>
@@ -1665,7 +1665,7 @@
                 <w:noProof/>
                 <w:webHidden/>
               </w:rPr>
-              <w:instrText xml:space="preserve"> PAGEREF _Toc226746252 \h </w:instrText>
+              <w:instrText xml:space="preserve"> PAGEREF _Toc226749437 \h </w:instrText>
             </w:r>
             <w:r>
               <w:rPr>
@@ -1712,7 +1712,7 @@
               <w14:ligatures w14:val="standardContextual"/>
             </w:rPr>
           </w:pPr>
-          <w:hyperlink w:anchor="_Toc226746253" w:history="1">
+          <w:hyperlink w:anchor="_Toc226749438" w:history="1">
             <w:r>
               <w:rPr>
                 <w:rStyle w:val="Hipervnculo"/>
@@ -1739,7 +1739,7 @@
                 <w:noProof/>
                 <w:webHidden/>
               </w:rPr>
-              <w:instrText xml:space="preserve"> PAGEREF _Toc226746253 \h </w:instrText>
+              <w:instrText xml:space="preserve"> PAGEREF _Toc226749438 \h </w:instrText>
             </w:r>
             <w:r>
               <w:rPr>
@@ -1786,7 +1786,7 @@
               <w14:ligatures w14:val="standardContextual"/>
             </w:rPr>
           </w:pPr>
-          <w:hyperlink w:anchor="_Toc226746254" w:history="1">
+          <w:hyperlink w:anchor="_Toc226749439" w:history="1">
             <w:r>
               <w:rPr>
                 <w:rStyle w:val="Hipervnculo"/>
@@ -1813,7 +1813,7 @@
                 <w:noProof/>
                 <w:webHidden/>
               </w:rPr>
-              <w:instrText xml:space="preserve"> PAGEREF _Toc226746254 \h </w:instrText>
+              <w:instrText xml:space="preserve"> PAGEREF _Toc226749439 \h </w:instrText>
             </w:r>
             <w:r>
               <w:rPr>
@@ -1860,27 +1860,13 @@
               <w14:ligatures w14:val="standardContextual"/>
             </w:rPr>
           </w:pPr>
-          <w:hyperlink w:anchor="_Toc226746255" w:history="1">
+          <w:hyperlink w:anchor="_Toc226749440" w:history="1">
             <w:r>
               <w:rPr>
                 <w:rStyle w:val="Hipervnculo"/>
                 <w:noProof/>
               </w:rPr>
-              <w:t>INVENTA</w:t>
-            </w:r>
-            <w:r>
-              <w:rPr>
-                <w:rStyle w:val="Hipervnculo"/>
-                <w:noProof/>
-              </w:rPr>
-              <w:t>R</w:t>
-            </w:r>
-            <w:r>
-              <w:rPr>
-                <w:rStyle w:val="Hipervnculo"/>
-                <w:noProof/>
-              </w:rPr>
-              <w:t>IO</w:t>
+              <w:t>INVENTARIO</w:t>
             </w:r>
             <w:r>
               <w:rPr>
@@ -1901,7 +1887,7 @@
                 <w:noProof/>
                 <w:webHidden/>
               </w:rPr>
-              <w:instrText xml:space="preserve"> PAGEREF _Toc226746255 \h </w:instrText>
+              <w:instrText xml:space="preserve"> PAGEREF _Toc226749440 \h </w:instrText>
             </w:r>
             <w:r>
               <w:rPr>
@@ -1948,7 +1934,7 @@
               <w14:ligatures w14:val="standardContextual"/>
             </w:rPr>
           </w:pPr>
-          <w:hyperlink w:anchor="_Toc226746256" w:history="1">
+          <w:hyperlink w:anchor="_Toc226749441" w:history="1">
             <w:r>
               <w:rPr>
                 <w:rStyle w:val="Hipervnculo"/>
@@ -1975,7 +1961,7 @@
                 <w:noProof/>
                 <w:webHidden/>
               </w:rPr>
-              <w:instrText xml:space="preserve"> PAGEREF _Toc226746256 \h </w:instrText>
+              <w:instrText xml:space="preserve"> PAGEREF _Toc226749441 \h </w:instrText>
             </w:r>
             <w:r>
               <w:rPr>
@@ -2023,30 +2009,165 @@
               <w14:ligatures w14:val="standardContextual"/>
             </w:rPr>
           </w:pPr>
-          <w:hyperlink w:anchor="_Toc226746257" w:history="1">
+          <w:hyperlink w:anchor="_Toc226749442" w:history="1">
             <w:r>
               <w:rPr>
                 <w:rStyle w:val="Hipervnculo"/>
                 <w:noProof/>
                 <w:lang w:val="es-MX"/>
               </w:rPr>
-              <w:t>El diagrama de cl</w:t>
-            </w:r>
+              <w:t>El diagrama de clases del sistema “Visión Real”</w:t>
+            </w:r>
+            <w:r>
+              <w:rPr>
+                <w:noProof/>
+                <w:webHidden/>
+              </w:rPr>
+              <w:tab/>
+            </w:r>
+            <w:r>
+              <w:rPr>
+                <w:noProof/>
+                <w:webHidden/>
+              </w:rPr>
+              <w:fldChar w:fldCharType="begin"/>
+            </w:r>
+            <w:r>
+              <w:rPr>
+                <w:noProof/>
+                <w:webHidden/>
+              </w:rPr>
+              <w:instrText xml:space="preserve"> PAGEREF _Toc226749442 \h </w:instrText>
+            </w:r>
+            <w:r>
+              <w:rPr>
+                <w:noProof/>
+                <w:webHidden/>
+              </w:rPr>
+            </w:r>
+            <w:r>
+              <w:rPr>
+                <w:noProof/>
+                <w:webHidden/>
+              </w:rPr>
+              <w:fldChar w:fldCharType="separate"/>
+            </w:r>
+            <w:r>
+              <w:rPr>
+                <w:noProof/>
+                <w:webHidden/>
+              </w:rPr>
+              <w:t>16</w:t>
+            </w:r>
+            <w:r>
+              <w:rPr>
+                <w:noProof/>
+                <w:webHidden/>
+              </w:rPr>
+              <w:fldChar w:fldCharType="end"/>
+            </w:r>
+          </w:hyperlink>
+        </w:p>
+        <w:p>
+          <w:pPr>
+            <w:pStyle w:val="TDC1"/>
+            <w:tabs>
+              <w:tab w:val="right" w:leader="dot" w:pos="8828"/>
+            </w:tabs>
+            <w:rPr>
+              <w:rFonts w:asciiTheme="minorHAnsi" w:eastAsiaTheme="minorEastAsia" w:hAnsiTheme="minorHAnsi" w:cstheme="minorBidi"/>
+              <w:noProof/>
+              <w:color w:val="auto"/>
+              <w:kern w:val="2"/>
+              <w:sz w:val="24"/>
+              <w:szCs w:val="24"/>
+              <w:lang w:val="es-MX" w:eastAsia="es-MX"/>
+              <w14:ligatures w14:val="standardContextual"/>
+            </w:rPr>
+          </w:pPr>
+          <w:hyperlink w:anchor="_Toc226749443" w:history="1">
             <w:r>
               <w:rPr>
                 <w:rStyle w:val="Hipervnculo"/>
                 <w:noProof/>
+              </w:rPr>
+              <w:t>Modelo Entidad-Relación (MER)</w:t>
+            </w:r>
+            <w:r>
+              <w:rPr>
+                <w:noProof/>
+                <w:webHidden/>
+              </w:rPr>
+              <w:tab/>
+            </w:r>
+            <w:r>
+              <w:rPr>
+                <w:noProof/>
+                <w:webHidden/>
+              </w:rPr>
+              <w:fldChar w:fldCharType="begin"/>
+            </w:r>
+            <w:r>
+              <w:rPr>
+                <w:noProof/>
+                <w:webHidden/>
+              </w:rPr>
+              <w:instrText xml:space="preserve"> PAGEREF _Toc226749443 \h </w:instrText>
+            </w:r>
+            <w:r>
+              <w:rPr>
+                <w:noProof/>
+                <w:webHidden/>
+              </w:rPr>
+            </w:r>
+            <w:r>
+              <w:rPr>
+                <w:noProof/>
+                <w:webHidden/>
+              </w:rPr>
+              <w:fldChar w:fldCharType="separate"/>
+            </w:r>
+            <w:r>
+              <w:rPr>
+                <w:noProof/>
+                <w:webHidden/>
+              </w:rPr>
+              <w:t>17</w:t>
+            </w:r>
+            <w:r>
+              <w:rPr>
+                <w:noProof/>
+                <w:webHidden/>
+              </w:rPr>
+              <w:fldChar w:fldCharType="end"/>
+            </w:r>
+          </w:hyperlink>
+        </w:p>
+        <w:p>
+          <w:pPr>
+            <w:pStyle w:val="TDC1"/>
+            <w:tabs>
+              <w:tab w:val="right" w:leader="dot" w:pos="8828"/>
+            </w:tabs>
+            <w:rPr>
+              <w:rFonts w:asciiTheme="minorHAnsi" w:eastAsiaTheme="minorEastAsia" w:hAnsiTheme="minorHAnsi" w:cstheme="minorBidi"/>
+              <w:noProof/>
+              <w:color w:val="auto"/>
+              <w:kern w:val="2"/>
+              <w:sz w:val="24"/>
+              <w:szCs w:val="24"/>
+              <w:lang w:val="es-MX" w:eastAsia="es-MX"/>
+              <w14:ligatures w14:val="standardContextual"/>
+            </w:rPr>
+          </w:pPr>
+          <w:hyperlink w:anchor="_Toc226749444" w:history="1">
+            <w:r>
+              <w:rPr>
+                <w:rStyle w:val="Hipervnculo"/>
+                <w:noProof/>
                 <w:lang w:val="es-MX"/>
               </w:rPr>
-              <w:t>a</w:t>
-            </w:r>
-            <w:r>
-              <w:rPr>
-                <w:rStyle w:val="Hipervnculo"/>
-                <w:noProof/>
-                <w:lang w:val="es-MX"/>
-              </w:rPr>
-              <w:t>ses del sistema “Visión Real”</w:t>
+              <w:t>Conclusión</w:t>
             </w:r>
             <w:r>
               <w:rPr>
@@ -2067,7 +2188,7 @@
                 <w:noProof/>
                 <w:webHidden/>
               </w:rPr>
-              <w:instrText xml:space="preserve"> PAGEREF _Toc226746257 \h </w:instrText>
+              <w:instrText xml:space="preserve"> PAGEREF _Toc226749444 \h </w:instrText>
             </w:r>
             <w:r>
               <w:rPr>
@@ -2087,7 +2208,7 @@
                 <w:noProof/>
                 <w:webHidden/>
               </w:rPr>
-              <w:t>16</w:t>
+              <w:t>18</w:t>
             </w:r>
             <w:r>
               <w:rPr>
@@ -2120,7 +2241,7 @@
       <w:pPr>
         <w:pStyle w:val="Ttulo1"/>
       </w:pPr>
-      <w:bookmarkStart w:id="0" w:name="_Toc226746237"/>
+      <w:bookmarkStart w:id="0" w:name="_Toc226749422"/>
       <w:r>
         <w:lastRenderedPageBreak/>
         <w:t>Introducción</w:t>
@@ -2252,7 +2373,7 @@
       <w:pPr>
         <w:pStyle w:val="Ttulo1"/>
       </w:pPr>
-      <w:bookmarkStart w:id="1" w:name="_Toc226746238"/>
+      <w:bookmarkStart w:id="1" w:name="_Toc226749423"/>
       <w:r>
         <w:lastRenderedPageBreak/>
         <w:t>Planteamiento del problema</w:t>
@@ -2356,7 +2477,7 @@
           <w:lang w:val="es-MX"/>
         </w:rPr>
       </w:pPr>
-      <w:bookmarkStart w:id="2" w:name="_Toc226746239"/>
+      <w:bookmarkStart w:id="2" w:name="_Toc226749424"/>
       <w:r>
         <w:rPr>
           <w:rFonts w:eastAsiaTheme="minorHAnsi"/>
@@ -2374,7 +2495,7 @@
           <w:lang w:val="es-MX"/>
         </w:rPr>
       </w:pPr>
-      <w:bookmarkStart w:id="3" w:name="_Toc226746240"/>
+      <w:bookmarkStart w:id="3" w:name="_Toc226749425"/>
       <w:r>
         <w:rPr>
           <w:lang w:val="es-MX"/>
@@ -2425,7 +2546,7 @@
           <w:lang w:val="es-MX"/>
         </w:rPr>
       </w:pPr>
-      <w:bookmarkStart w:id="4" w:name="_Toc226746241"/>
+      <w:bookmarkStart w:id="4" w:name="_Toc226749426"/>
       <w:r>
         <w:rPr>
           <w:lang w:val="es-MX"/>
@@ -2667,7 +2788,7 @@
           <w:lang w:val="es-MX"/>
         </w:rPr>
       </w:pPr>
-      <w:bookmarkStart w:id="5" w:name="_Toc226746242"/>
+      <w:bookmarkStart w:id="5" w:name="_Toc226749427"/>
       <w:r>
         <w:lastRenderedPageBreak/>
         <w:t>Justificación</w:t>
@@ -2797,7 +2918,7 @@
           <w:lang w:val="es-MX"/>
         </w:rPr>
       </w:pPr>
-      <w:bookmarkStart w:id="6" w:name="_Toc226746243"/>
+      <w:bookmarkStart w:id="6" w:name="_Toc226749428"/>
       <w:r>
         <w:lastRenderedPageBreak/>
         <w:t>Alcance del sistema</w:t>
@@ -3102,7 +3223,7 @@
       <w:pPr>
         <w:pStyle w:val="Ttulo1"/>
       </w:pPr>
-      <w:bookmarkStart w:id="7" w:name="_Toc226746244"/>
+      <w:bookmarkStart w:id="7" w:name="_Toc226749429"/>
       <w:r>
         <w:lastRenderedPageBreak/>
         <w:t>Metodología de Desarrollo del Sistema</w:t>
@@ -3194,7 +3315,7 @@
           <w:lang w:val="es-MX" w:eastAsia="es-MX"/>
         </w:rPr>
       </w:pPr>
-      <w:bookmarkStart w:id="8" w:name="_Toc226746245"/>
+      <w:bookmarkStart w:id="8" w:name="_Toc226749430"/>
       <w:r>
         <w:rPr>
           <w:rStyle w:val="Ttulo3Car"/>
@@ -3455,7 +3576,7 @@
       <w:pPr>
         <w:pStyle w:val="Ttulo3"/>
       </w:pPr>
-      <w:bookmarkStart w:id="9" w:name="_Toc226746246"/>
+      <w:bookmarkStart w:id="9" w:name="_Toc226749431"/>
       <w:r>
         <w:lastRenderedPageBreak/>
         <w:t>Pruebas continuas</w:t>
@@ -3498,7 +3619,7 @@
       <w:pPr>
         <w:pStyle w:val="Ttulo3"/>
       </w:pPr>
-      <w:bookmarkStart w:id="10" w:name="_Toc226746247"/>
+      <w:bookmarkStart w:id="10" w:name="_Toc226749432"/>
       <w:r>
         <w:t>Organización del sistema</w:t>
       </w:r>
@@ -3559,7 +3680,7 @@
       <w:pPr>
         <w:pStyle w:val="Ttulo3"/>
       </w:pPr>
-      <w:bookmarkStart w:id="11" w:name="_Toc226746248"/>
+      <w:bookmarkStart w:id="11" w:name="_Toc226749433"/>
       <w:r>
         <w:t>Ventajas de la metodología utilizada</w:t>
       </w:r>
@@ -3709,7 +3830,7 @@
       <w:pPr>
         <w:pStyle w:val="Ttulo1"/>
       </w:pPr>
-      <w:bookmarkStart w:id="12" w:name="_Toc226746249"/>
+      <w:bookmarkStart w:id="12" w:name="_Toc226749434"/>
       <w:r>
         <w:lastRenderedPageBreak/>
         <w:t>Diagramas UML</w:t>
@@ -3720,7 +3841,7 @@
       <w:pPr>
         <w:pStyle w:val="Ttulo3"/>
       </w:pPr>
-      <w:bookmarkStart w:id="13" w:name="_Toc226746250"/>
+      <w:bookmarkStart w:id="13" w:name="_Toc226749435"/>
       <w:r>
         <w:t>Diagrama de Casos de Uso (GENERAL)</w:t>
       </w:r>
@@ -3741,10 +3862,10 @@
           <w14:ligatures w14:val="standardContextual"/>
         </w:rPr>
         <w:drawing>
-          <wp:inline distT="0" distB="0" distL="0" distR="0" wp14:anchorId="75C31ADA" wp14:editId="7700B97A">
-            <wp:extent cx="5612130" cy="4100830"/>
-            <wp:effectExtent l="0" t="0" r="7620" b="0"/>
-            <wp:docPr id="658465613" name="Imagen 1"/>
+          <wp:inline distT="0" distB="0" distL="0" distR="0" wp14:anchorId="7E86DCFD" wp14:editId="2B79D043">
+            <wp:extent cx="5612130" cy="4092575"/>
+            <wp:effectExtent l="0" t="0" r="7620" b="3175"/>
+            <wp:docPr id="1023126351" name="Imagen 2"/>
             <wp:cNvGraphicFramePr>
               <a:graphicFrameLocks xmlns:a="http://schemas.openxmlformats.org/drawingml/2006/main" noChangeAspect="1"/>
             </wp:cNvGraphicFramePr>
@@ -3752,7 +3873,7 @@
               <a:graphicData uri="http://schemas.openxmlformats.org/drawingml/2006/picture">
                 <pic:pic xmlns:pic="http://schemas.openxmlformats.org/drawingml/2006/picture">
                   <pic:nvPicPr>
-                    <pic:cNvPr id="658465613" name="Imagen 658465613"/>
+                    <pic:cNvPr id="1023126351" name="Imagen 1023126351"/>
                     <pic:cNvPicPr/>
                   </pic:nvPicPr>
                   <pic:blipFill>
@@ -3770,7 +3891,7 @@
                   <pic:spPr>
                     <a:xfrm>
                       <a:off x="0" y="0"/>
-                      <a:ext cx="5612130" cy="4100830"/>
+                      <a:ext cx="5612130" cy="4092575"/>
                     </a:xfrm>
                     <a:prstGeom prst="rect">
                       <a:avLst/>
@@ -4081,7 +4202,7 @@
       <w:pPr>
         <w:pStyle w:val="Ttulo2"/>
       </w:pPr>
-      <w:bookmarkStart w:id="14" w:name="_Toc226746251"/>
+      <w:bookmarkStart w:id="14" w:name="_Toc226749436"/>
       <w:r>
         <w:lastRenderedPageBreak/>
         <w:t>Diagramas de Casos de Uso (ESPECÍFICOS)</w:t>
@@ -4098,7 +4219,7 @@
         <w:pStyle w:val="Ttulo3"/>
         <w:jc w:val="center"/>
       </w:pPr>
-      <w:bookmarkStart w:id="15" w:name="_Toc226746252"/>
+      <w:bookmarkStart w:id="15" w:name="_Toc226749437"/>
       <w:r>
         <w:t>Inicio de Sesión</w:t>
       </w:r>
@@ -4153,193 +4274,118 @@
         </w:drawing>
       </w:r>
     </w:p>
-    <w:p/>
     <w:tbl>
       <w:tblPr>
-        <w:tblStyle w:val="TableGrid"/>
-        <w:tblW w:w="9323" w:type="dxa"/>
-        <w:tblInd w:w="380" w:type="dxa"/>
-        <w:tblCellMar>
-          <w:top w:w="26" w:type="dxa"/>
-          <w:left w:w="17" w:type="dxa"/>
-          <w:right w:w="115" w:type="dxa"/>
-        </w:tblCellMar>
+        <w:tblStyle w:val="Tablaconcuadrcula"/>
+        <w:tblW w:w="0" w:type="auto"/>
         <w:tblLook w:val="04A0" w:firstRow="1" w:lastRow="0" w:firstColumn="1" w:lastColumn="0" w:noHBand="0" w:noVBand="1"/>
       </w:tblPr>
       <w:tblGrid>
-        <w:gridCol w:w="1944"/>
-        <w:gridCol w:w="7379"/>
+        <w:gridCol w:w="2405"/>
+        <w:gridCol w:w="6423"/>
       </w:tblGrid>
       <w:tr>
         <w:trPr>
-          <w:trHeight w:val="346"/>
+          <w:trHeight w:val="449"/>
         </w:trPr>
         <w:tc>
           <w:tcPr>
-            <w:tcW w:w="1944" w:type="dxa"/>
-            <w:tcBorders>
-              <w:top w:val="single" w:sz="4" w:space="0" w:color="000000"/>
-              <w:left w:val="single" w:sz="4" w:space="0" w:color="000000"/>
-              <w:bottom w:val="single" w:sz="4" w:space="0" w:color="000000"/>
-              <w:right w:val="nil"/>
-            </w:tcBorders>
+            <w:tcW w:w="8828" w:type="dxa"/>
+            <w:gridSpan w:val="2"/>
             <w:vAlign w:val="center"/>
           </w:tcPr>
           <w:p>
-            <w:pPr>
-              <w:ind w:left="2"/>
-            </w:pPr>
-            <w:r>
-              <w:rPr>
-                <w:rStyle w:val="Textoennegrita"/>
+            <w:r>
+              <w:rPr>
+                <w:b/>
+                <w:bCs/>
               </w:rPr>
               <w:t>No.2</w:t>
             </w:r>
           </w:p>
-        </w:tc>
-        <w:tc>
-          <w:tcPr>
-            <w:tcW w:w="7379" w:type="dxa"/>
-            <w:tcBorders>
-              <w:top w:val="single" w:sz="4" w:space="0" w:color="000000"/>
-              <w:left w:val="nil"/>
-              <w:bottom w:val="single" w:sz="4" w:space="0" w:color="000000"/>
-              <w:right w:val="single" w:sz="4" w:space="0" w:color="000000"/>
-            </w:tcBorders>
-            <w:vAlign w:val="center"/>
-          </w:tcPr>
-          <w:p/>
         </w:tc>
       </w:tr>
       <w:tr>
         <w:trPr>
-          <w:trHeight w:val="346"/>
+          <w:trHeight w:val="311"/>
         </w:trPr>
         <w:tc>
           <w:tcPr>
-            <w:tcW w:w="1944" w:type="dxa"/>
-            <w:tcBorders>
-              <w:top w:val="single" w:sz="4" w:space="0" w:color="000000"/>
-              <w:left w:val="single" w:sz="4" w:space="0" w:color="000000"/>
-              <w:bottom w:val="single" w:sz="4" w:space="0" w:color="000000"/>
-              <w:right w:val="single" w:sz="4" w:space="0" w:color="000000"/>
-            </w:tcBorders>
+            <w:tcW w:w="2405" w:type="dxa"/>
             <w:vAlign w:val="center"/>
           </w:tcPr>
           <w:p>
-            <w:pPr>
-              <w:ind w:left="60"/>
-              <w:jc w:val="center"/>
-            </w:pPr>
             <w:r>
               <w:rPr>
                 <w:rStyle w:val="Textoennegrita"/>
               </w:rPr>
-              <w:t>Nombre:</w:t>
+              <w:t>Nombre</w:t>
             </w:r>
           </w:p>
         </w:tc>
         <w:tc>
           <w:tcPr>
-            <w:tcW w:w="7379" w:type="dxa"/>
-            <w:tcBorders>
-              <w:top w:val="single" w:sz="4" w:space="0" w:color="000000"/>
-              <w:left w:val="single" w:sz="4" w:space="0" w:color="000000"/>
-              <w:bottom w:val="single" w:sz="4" w:space="0" w:color="000000"/>
-              <w:right w:val="single" w:sz="4" w:space="0" w:color="000000"/>
-            </w:tcBorders>
+            <w:tcW w:w="6423" w:type="dxa"/>
             <w:vAlign w:val="center"/>
           </w:tcPr>
           <w:p>
             <w:r>
-              <w:t>Inicio de sesión en el sistema Visión Real</w:t>
+              <w:t>Iniciar sesión</w:t>
             </w:r>
           </w:p>
         </w:tc>
       </w:tr>
       <w:tr>
         <w:trPr>
-          <w:trHeight w:val="348"/>
+          <w:trHeight w:val="375"/>
         </w:trPr>
         <w:tc>
           <w:tcPr>
-            <w:tcW w:w="1944" w:type="dxa"/>
-            <w:tcBorders>
-              <w:top w:val="single" w:sz="4" w:space="0" w:color="000000"/>
-              <w:left w:val="single" w:sz="4" w:space="0" w:color="000000"/>
-              <w:bottom w:val="single" w:sz="4" w:space="0" w:color="000000"/>
-              <w:right w:val="single" w:sz="4" w:space="0" w:color="000000"/>
-            </w:tcBorders>
+            <w:tcW w:w="2405" w:type="dxa"/>
             <w:vAlign w:val="center"/>
           </w:tcPr>
           <w:p>
-            <w:pPr>
-              <w:ind w:left="65"/>
-              <w:jc w:val="center"/>
-            </w:pPr>
             <w:r>
               <w:rPr>
                 <w:rStyle w:val="Textoennegrita"/>
               </w:rPr>
-              <w:t>Usuario:</w:t>
+              <w:t>Actor</w:t>
             </w:r>
           </w:p>
         </w:tc>
         <w:tc>
           <w:tcPr>
-            <w:tcW w:w="7379" w:type="dxa"/>
-            <w:tcBorders>
-              <w:top w:val="single" w:sz="4" w:space="0" w:color="000000"/>
-              <w:left w:val="single" w:sz="4" w:space="0" w:color="000000"/>
-              <w:bottom w:val="single" w:sz="4" w:space="0" w:color="000000"/>
-              <w:right w:val="single" w:sz="4" w:space="0" w:color="000000"/>
-            </w:tcBorders>
+            <w:tcW w:w="6423" w:type="dxa"/>
             <w:vAlign w:val="center"/>
           </w:tcPr>
           <w:p>
             <w:r>
-              <w:t>Administrador, Vendedor, Gestor de Inventario, Cliente</w:t>
+              <w:t>Usuario (Administrador, Gestor de inventario, Vendedor)</w:t>
             </w:r>
           </w:p>
         </w:tc>
       </w:tr>
       <w:tr>
         <w:trPr>
-          <w:trHeight w:val="898"/>
+          <w:trHeight w:val="409"/>
         </w:trPr>
         <w:tc>
           <w:tcPr>
-            <w:tcW w:w="1944" w:type="dxa"/>
-            <w:tcBorders>
-              <w:top w:val="single" w:sz="4" w:space="0" w:color="000000"/>
-              <w:left w:val="single" w:sz="4" w:space="0" w:color="000000"/>
-              <w:bottom w:val="single" w:sz="4" w:space="0" w:color="000000"/>
-              <w:right w:val="single" w:sz="4" w:space="0" w:color="000000"/>
-            </w:tcBorders>
+            <w:tcW w:w="2405" w:type="dxa"/>
             <w:vAlign w:val="center"/>
           </w:tcPr>
           <w:p>
-            <w:pPr>
-              <w:ind w:left="60"/>
-              <w:jc w:val="center"/>
-            </w:pPr>
             <w:r>
               <w:rPr>
                 <w:rStyle w:val="Textoennegrita"/>
               </w:rPr>
-              <w:t>Descripción:</w:t>
+              <w:t>Descripción</w:t>
             </w:r>
           </w:p>
         </w:tc>
         <w:tc>
           <w:tcPr>
-            <w:tcW w:w="7379" w:type="dxa"/>
-            <w:tcBorders>
-              <w:top w:val="single" w:sz="4" w:space="0" w:color="000000"/>
-              <w:left w:val="single" w:sz="4" w:space="0" w:color="000000"/>
-              <w:bottom w:val="single" w:sz="4" w:space="0" w:color="000000"/>
-              <w:right w:val="single" w:sz="4" w:space="0" w:color="000000"/>
-            </w:tcBorders>
+            <w:tcW w:w="6423" w:type="dxa"/>
             <w:vAlign w:val="center"/>
           </w:tcPr>
           <w:p>
@@ -4351,163 +4397,122 @@
       </w:tr>
       <w:tr>
         <w:trPr>
-          <w:trHeight w:val="622"/>
+          <w:trHeight w:val="1123"/>
         </w:trPr>
         <w:tc>
           <w:tcPr>
-            <w:tcW w:w="1944" w:type="dxa"/>
-            <w:tcBorders>
-              <w:top w:val="single" w:sz="4" w:space="0" w:color="000000"/>
-              <w:left w:val="single" w:sz="4" w:space="0" w:color="000000"/>
-              <w:bottom w:val="single" w:sz="4" w:space="0" w:color="000000"/>
-              <w:right w:val="single" w:sz="4" w:space="0" w:color="000000"/>
-            </w:tcBorders>
+            <w:tcW w:w="2405" w:type="dxa"/>
             <w:vAlign w:val="center"/>
           </w:tcPr>
           <w:p>
-            <w:pPr>
-              <w:ind w:left="151"/>
-            </w:pPr>
             <w:r>
               <w:rPr>
                 <w:rStyle w:val="Textoennegrita"/>
               </w:rPr>
-              <w:t>Observaciones:</w:t>
+              <w:t>Flujo principal</w:t>
             </w:r>
           </w:p>
         </w:tc>
         <w:tc>
           <w:tcPr>
-            <w:tcW w:w="7379" w:type="dxa"/>
-            <w:tcBorders>
-              <w:top w:val="single" w:sz="4" w:space="0" w:color="000000"/>
-              <w:left w:val="single" w:sz="4" w:space="0" w:color="000000"/>
-              <w:bottom w:val="single" w:sz="4" w:space="0" w:color="000000"/>
-              <w:right w:val="single" w:sz="4" w:space="0" w:color="000000"/>
-            </w:tcBorders>
+            <w:tcW w:w="6423" w:type="dxa"/>
             <w:vAlign w:val="center"/>
           </w:tcPr>
           <w:p>
             <w:r>
-              <w:t>Todos los usuarios deben estar registrados previamente en la base de datos. El sistema debe garantizar la seguridad de la información y controlar el acceso según el rol.</w:t>
+              <w:t xml:space="preserve">- El usuario ingresa su correo </w:t>
+            </w:r>
+          </w:p>
+          <w:p>
+            <w:r>
+              <w:t>-Ingresa su contraseña</w:t>
+            </w:r>
+          </w:p>
+          <w:p>
+            <w:r>
+              <w:t>- El sistema valida las credenciales</w:t>
+            </w:r>
+          </w:p>
+          <w:p>
+            <w:r>
+              <w:t>- Se concede acceso al sistema</w:t>
             </w:r>
           </w:p>
         </w:tc>
       </w:tr>
       <w:tr>
         <w:trPr>
-          <w:trHeight w:val="864"/>
+          <w:trHeight w:val="714"/>
         </w:trPr>
         <w:tc>
           <w:tcPr>
-            <w:tcW w:w="1944" w:type="dxa"/>
-            <w:tcBorders>
-              <w:top w:val="single" w:sz="4" w:space="0" w:color="000000"/>
-              <w:left w:val="single" w:sz="4" w:space="0" w:color="000000"/>
-              <w:bottom w:val="single" w:sz="4" w:space="0" w:color="000000"/>
-              <w:right w:val="single" w:sz="4" w:space="0" w:color="000000"/>
-            </w:tcBorders>
+            <w:tcW w:w="2405" w:type="dxa"/>
             <w:vAlign w:val="center"/>
           </w:tcPr>
           <w:p>
-            <w:pPr>
-              <w:ind w:left="324" w:firstLine="5"/>
-            </w:pPr>
             <w:r>
               <w:rPr>
                 <w:rStyle w:val="Textoennegrita"/>
               </w:rPr>
-              <w:t>Criterios de Aceptación:</w:t>
+              <w:t>Observaciones</w:t>
             </w:r>
           </w:p>
         </w:tc>
         <w:tc>
           <w:tcPr>
-            <w:tcW w:w="7379" w:type="dxa"/>
-            <w:tcBorders>
-              <w:top w:val="single" w:sz="4" w:space="0" w:color="000000"/>
-              <w:left w:val="single" w:sz="4" w:space="0" w:color="000000"/>
-              <w:bottom w:val="single" w:sz="4" w:space="0" w:color="000000"/>
-              <w:right w:val="single" w:sz="4" w:space="0" w:color="000000"/>
-            </w:tcBorders>
+            <w:tcW w:w="6423" w:type="dxa"/>
             <w:vAlign w:val="center"/>
           </w:tcPr>
           <w:p>
-            <w:pPr>
-              <w:numPr>
-                <w:ilvl w:val="0"/>
-                <w:numId w:val="6"/>
-              </w:numPr>
-              <w:ind w:hanging="139"/>
-            </w:pPr>
-            <w:r>
-              <w:t xml:space="preserve"> El usuario puede ingresar su nombre de usuario</w:t>
-            </w:r>
-          </w:p>
-          <w:p>
-            <w:pPr>
-              <w:numPr>
-                <w:ilvl w:val="0"/>
-                <w:numId w:val="6"/>
-              </w:numPr>
-              <w:ind w:hanging="139"/>
-            </w:pPr>
-            <w:r>
-              <w:t xml:space="preserve"> El usuario puede ingresar su contraseña</w:t>
-            </w:r>
-          </w:p>
-          <w:p>
-            <w:pPr>
-              <w:numPr>
-                <w:ilvl w:val="0"/>
-                <w:numId w:val="6"/>
-              </w:numPr>
-              <w:ind w:hanging="139"/>
-            </w:pPr>
-            <w:r>
-              <w:t xml:space="preserve"> El sistema valida correctamente los datos</w:t>
-            </w:r>
-          </w:p>
-          <w:p>
-            <w:pPr>
-              <w:numPr>
-                <w:ilvl w:val="0"/>
-                <w:numId w:val="6"/>
-              </w:numPr>
-              <w:ind w:hanging="139"/>
-            </w:pPr>
-            <w:r>
-              <w:t xml:space="preserve"> Mensaje de error si las credenciales son incorrectas</w:t>
-            </w:r>
-          </w:p>
-          <w:p>
-            <w:pPr>
-              <w:numPr>
-                <w:ilvl w:val="0"/>
-                <w:numId w:val="6"/>
-              </w:numPr>
-              <w:ind w:hanging="139"/>
-            </w:pPr>
-            <w:r>
-              <w:t>Acceso permitido si los datos son válidos</w:t>
-            </w:r>
-          </w:p>
-          <w:p>
-            <w:pPr>
-              <w:numPr>
-                <w:ilvl w:val="0"/>
-                <w:numId w:val="6"/>
-              </w:numPr>
-              <w:ind w:hanging="139"/>
-            </w:pPr>
-            <w:r>
-              <w:t>Redirección según el rol: Administrador, Vendedor, Gestor de Inventario o Cliente</w:t>
+            <w:r>
+              <w:t>Todos los usuarios deben estar registrados previamente en la base de datos. El sistema debe garantizar la seguridad de la información y controlar el acceso según el rol.</w:t>
+            </w:r>
+          </w:p>
+        </w:tc>
+      </w:tr>
+      <w:tr>
+        <w:trPr>
+          <w:trHeight w:val="980"/>
+        </w:trPr>
+        <w:tc>
+          <w:tcPr>
+            <w:tcW w:w="2405" w:type="dxa"/>
+            <w:vAlign w:val="center"/>
+          </w:tcPr>
+          <w:p>
+            <w:r>
+              <w:rPr>
+                <w:rStyle w:val="Textoennegrita"/>
+              </w:rPr>
+              <w:t>Criterios de aceptación</w:t>
+            </w:r>
+          </w:p>
+        </w:tc>
+        <w:tc>
+          <w:tcPr>
+            <w:tcW w:w="6423" w:type="dxa"/>
+            <w:vAlign w:val="center"/>
+          </w:tcPr>
+          <w:p>
+            <w:r>
+              <w:t>- Validación de usuario</w:t>
+            </w:r>
+          </w:p>
+          <w:p>
+            <w:r>
+              <w:t>- Acceso correcto al sistema</w:t>
+            </w:r>
+          </w:p>
+          <w:p>
+            <w:r>
+              <w:t>- Mensaje de error si los datos son incorrectos</w:t>
             </w:r>
           </w:p>
         </w:tc>
       </w:tr>
     </w:tbl>
     <w:p/>
+    <w:p/>
     <w:p>
       <w:r>
         <w:br w:type="page"/>
@@ -4518,7 +4523,7 @@
         <w:pStyle w:val="Ttulo3"/>
         <w:jc w:val="center"/>
       </w:pPr>
-      <w:bookmarkStart w:id="16" w:name="_Toc226746253"/>
+      <w:bookmarkStart w:id="16" w:name="_Toc226749438"/>
       <w:r>
         <w:lastRenderedPageBreak/>
         <w:t>Gestión de Productos</w:t>
@@ -4817,6 +4822,82 @@
       </w:tr>
       <w:tr>
         <w:trPr>
+          <w:trHeight w:val="622"/>
+        </w:trPr>
+        <w:tc>
+          <w:tcPr>
+            <w:tcW w:w="1944" w:type="dxa"/>
+            <w:tcBorders>
+              <w:top w:val="single" w:sz="4" w:space="0" w:color="000000"/>
+              <w:left w:val="single" w:sz="4" w:space="0" w:color="000000"/>
+              <w:bottom w:val="single" w:sz="4" w:space="0" w:color="000000"/>
+              <w:right w:val="single" w:sz="4" w:space="0" w:color="000000"/>
+            </w:tcBorders>
+            <w:vAlign w:val="center"/>
+          </w:tcPr>
+          <w:p>
+            <w:pPr>
+              <w:ind w:left="151"/>
+              <w:rPr>
+                <w:rStyle w:val="Textoennegrita"/>
+              </w:rPr>
+            </w:pPr>
+            <w:r>
+              <w:rPr>
+                <w:b/>
+                <w:bCs/>
+              </w:rPr>
+              <w:t>Flujo principal</w:t>
+            </w:r>
+            <w:r>
+              <w:rPr>
+                <w:b/>
+                <w:bCs/>
+              </w:rPr>
+              <w:t>:</w:t>
+            </w:r>
+          </w:p>
+        </w:tc>
+        <w:tc>
+          <w:tcPr>
+            <w:tcW w:w="7379" w:type="dxa"/>
+            <w:tcBorders>
+              <w:top w:val="single" w:sz="4" w:space="0" w:color="000000"/>
+              <w:left w:val="single" w:sz="4" w:space="0" w:color="000000"/>
+              <w:bottom w:val="single" w:sz="4" w:space="0" w:color="000000"/>
+              <w:right w:val="single" w:sz="4" w:space="0" w:color="000000"/>
+            </w:tcBorders>
+            <w:vAlign w:val="center"/>
+          </w:tcPr>
+          <w:p>
+            <w:r>
+              <w:t>- El usuario accede al módulo de productos</w:t>
+            </w:r>
+          </w:p>
+          <w:p>
+            <w:r>
+              <w:t>- Registra un nuevo producto</w:t>
+            </w:r>
+          </w:p>
+          <w:p>
+            <w:r>
+              <w:t>- Edita información del producto</w:t>
+            </w:r>
+          </w:p>
+          <w:p>
+            <w:r>
+              <w:t>- Elimina productos si es necesario</w:t>
+            </w:r>
+          </w:p>
+          <w:p>
+            <w:r>
+              <w:t>- Gestiona tallas y stock</w:t>
+            </w:r>
+          </w:p>
+        </w:tc>
+      </w:tr>
+      <w:tr>
+        <w:trPr>
           <w:trHeight w:val="2079"/>
         </w:trPr>
         <w:tc>
@@ -4945,7 +5026,7 @@
         <w:pStyle w:val="Ttulo3"/>
         <w:jc w:val="center"/>
       </w:pPr>
-      <w:bookmarkStart w:id="17" w:name="_Toc226746254"/>
+      <w:bookmarkStart w:id="17" w:name="_Toc226749439"/>
       <w:r>
         <w:lastRenderedPageBreak/>
         <w:t>Ventas</w:t>
@@ -5255,6 +5336,82 @@
       </w:tr>
       <w:tr>
         <w:trPr>
+          <w:trHeight w:val="622"/>
+        </w:trPr>
+        <w:tc>
+          <w:tcPr>
+            <w:tcW w:w="1944" w:type="dxa"/>
+            <w:tcBorders>
+              <w:top w:val="single" w:sz="4" w:space="0" w:color="000000"/>
+              <w:left w:val="single" w:sz="4" w:space="0" w:color="000000"/>
+              <w:bottom w:val="single" w:sz="4" w:space="0" w:color="000000"/>
+              <w:right w:val="single" w:sz="4" w:space="0" w:color="000000"/>
+            </w:tcBorders>
+            <w:vAlign w:val="center"/>
+          </w:tcPr>
+          <w:p>
+            <w:pPr>
+              <w:ind w:left="151"/>
+              <w:rPr>
+                <w:rStyle w:val="Textoennegrita"/>
+              </w:rPr>
+            </w:pPr>
+            <w:r>
+              <w:rPr>
+                <w:b/>
+                <w:bCs/>
+              </w:rPr>
+              <w:t>Flujo principal</w:t>
+            </w:r>
+            <w:r>
+              <w:rPr>
+                <w:b/>
+                <w:bCs/>
+              </w:rPr>
+              <w:t>:</w:t>
+            </w:r>
+          </w:p>
+        </w:tc>
+        <w:tc>
+          <w:tcPr>
+            <w:tcW w:w="7379" w:type="dxa"/>
+            <w:tcBorders>
+              <w:top w:val="single" w:sz="4" w:space="0" w:color="000000"/>
+              <w:left w:val="single" w:sz="4" w:space="0" w:color="000000"/>
+              <w:bottom w:val="single" w:sz="4" w:space="0" w:color="000000"/>
+              <w:right w:val="single" w:sz="4" w:space="0" w:color="000000"/>
+            </w:tcBorders>
+            <w:vAlign w:val="center"/>
+          </w:tcPr>
+          <w:p>
+            <w:r>
+              <w:t>- El usuario inicia una nueva venta</w:t>
+            </w:r>
+          </w:p>
+          <w:p>
+            <w:r>
+              <w:t>- Agrega productos al carrito</w:t>
+            </w:r>
+          </w:p>
+          <w:p>
+            <w:r>
+              <w:t>- Selecciona la talla</w:t>
+            </w:r>
+          </w:p>
+          <w:p>
+            <w:r>
+              <w:t>- Asocia un cliente</w:t>
+            </w:r>
+          </w:p>
+          <w:p>
+            <w:r>
+              <w:t>- Confirma la venta</w:t>
+            </w:r>
+          </w:p>
+        </w:tc>
+      </w:tr>
+      <w:tr>
+        <w:trPr>
           <w:trHeight w:val="2079"/>
         </w:trPr>
         <w:tc>
@@ -5383,7 +5540,7 @@
         <w:pStyle w:val="Ttulo3"/>
         <w:jc w:val="center"/>
       </w:pPr>
-      <w:bookmarkStart w:id="18" w:name="_Toc226746255"/>
+      <w:bookmarkStart w:id="18" w:name="_Toc226749440"/>
       <w:r>
         <w:lastRenderedPageBreak/>
         <w:t>INVENTARIO</w:t>
@@ -5688,6 +5845,74 @@
       </w:tr>
       <w:tr>
         <w:trPr>
+          <w:trHeight w:val="622"/>
+        </w:trPr>
+        <w:tc>
+          <w:tcPr>
+            <w:tcW w:w="1944" w:type="dxa"/>
+            <w:tcBorders>
+              <w:top w:val="single" w:sz="4" w:space="0" w:color="000000"/>
+              <w:left w:val="single" w:sz="4" w:space="0" w:color="000000"/>
+              <w:bottom w:val="single" w:sz="4" w:space="0" w:color="000000"/>
+              <w:right w:val="single" w:sz="4" w:space="0" w:color="000000"/>
+            </w:tcBorders>
+            <w:vAlign w:val="center"/>
+          </w:tcPr>
+          <w:p>
+            <w:pPr>
+              <w:ind w:left="151"/>
+              <w:rPr>
+                <w:rStyle w:val="Textoennegrita"/>
+              </w:rPr>
+            </w:pPr>
+            <w:r>
+              <w:rPr>
+                <w:b/>
+                <w:bCs/>
+              </w:rPr>
+              <w:t>Flujo principal</w:t>
+            </w:r>
+            <w:r>
+              <w:rPr>
+                <w:b/>
+                <w:bCs/>
+              </w:rPr>
+              <w:t>:</w:t>
+            </w:r>
+          </w:p>
+        </w:tc>
+        <w:tc>
+          <w:tcPr>
+            <w:tcW w:w="7379" w:type="dxa"/>
+            <w:tcBorders>
+              <w:top w:val="single" w:sz="4" w:space="0" w:color="000000"/>
+              <w:left w:val="single" w:sz="4" w:space="0" w:color="000000"/>
+              <w:bottom w:val="single" w:sz="4" w:space="0" w:color="000000"/>
+              <w:right w:val="single" w:sz="4" w:space="0" w:color="000000"/>
+            </w:tcBorders>
+            <w:vAlign w:val="center"/>
+          </w:tcPr>
+          <w:p>
+            <w:r>
+              <w:t>- El usuario accede al módulo de inventario</w:t>
+            </w:r>
+            <w:r>
+              <w:br/>
+              <w:t>- Visualiza el stock disponible</w:t>
+            </w:r>
+            <w:r>
+              <w:br/>
+              <w:t>- Consulta stock por tallas</w:t>
+            </w:r>
+            <w:r>
+              <w:br/>
+              <w:t>- Identifica productos con bajo stock</w:t>
+            </w:r>
+          </w:p>
+        </w:tc>
+      </w:tr>
+      <w:tr>
+        <w:trPr>
           <w:trHeight w:val="2079"/>
         </w:trPr>
         <w:tc>
@@ -5803,7 +6028,539 @@
         <w:pStyle w:val="Ttulo3"/>
         <w:jc w:val="center"/>
       </w:pPr>
-      <w:bookmarkStart w:id="19" w:name="_Toc226746256"/>
+      <w:bookmarkStart w:id="19" w:name="_Toc226749441"/>
+      <w:r>
+        <w:rPr>
+          <w:noProof/>
+        </w:rPr>
+        <w:lastRenderedPageBreak/>
+        <w:drawing>
+          <wp:anchor distT="0" distB="0" distL="114300" distR="114300" simplePos="0" relativeHeight="251661312" behindDoc="0" locked="0" layoutInCell="1" allowOverlap="1" wp14:anchorId="68822839" wp14:editId="34CD53B8">
+            <wp:simplePos x="0" y="0"/>
+            <wp:positionH relativeFrom="margin">
+              <wp:align>center</wp:align>
+            </wp:positionH>
+            <wp:positionV relativeFrom="paragraph">
+              <wp:posOffset>285750</wp:posOffset>
+            </wp:positionV>
+            <wp:extent cx="6210300" cy="2952750"/>
+            <wp:effectExtent l="0" t="0" r="0" b="0"/>
+            <wp:wrapNone/>
+            <wp:docPr id="1883956026" name="Imagen 1"/>
+            <wp:cNvGraphicFramePr>
+              <a:graphicFrameLocks xmlns:a="http://schemas.openxmlformats.org/drawingml/2006/main" noChangeAspect="1"/>
+            </wp:cNvGraphicFramePr>
+            <a:graphic xmlns:a="http://schemas.openxmlformats.org/drawingml/2006/main">
+              <a:graphicData uri="http://schemas.openxmlformats.org/drawingml/2006/picture">
+                <pic:pic xmlns:pic="http://schemas.openxmlformats.org/drawingml/2006/picture">
+                  <pic:nvPicPr>
+                    <pic:cNvPr id="0" name="Picture 2"/>
+                    <pic:cNvPicPr>
+                      <a:picLocks noChangeAspect="1" noChangeArrowheads="1"/>
+                    </pic:cNvPicPr>
+                  </pic:nvPicPr>
+                  <pic:blipFill>
+                    <a:blip r:embed="rId10">
+                      <a:extLst>
+                        <a:ext uri="{28A0092B-C50C-407E-A947-70E740481C1C}">
+                          <a14:useLocalDpi xmlns:a14="http://schemas.microsoft.com/office/drawing/2010/main" val="0"/>
+                        </a:ext>
+                      </a:extLst>
+                    </a:blip>
+                    <a:srcRect/>
+                    <a:stretch>
+                      <a:fillRect/>
+                    </a:stretch>
+                  </pic:blipFill>
+                  <pic:spPr bwMode="auto">
+                    <a:xfrm>
+                      <a:off x="0" y="0"/>
+                      <a:ext cx="6210300" cy="2952750"/>
+                    </a:xfrm>
+                    <a:prstGeom prst="rect">
+                      <a:avLst/>
+                    </a:prstGeom>
+                    <a:noFill/>
+                  </pic:spPr>
+                </pic:pic>
+              </a:graphicData>
+            </a:graphic>
+            <wp14:sizeRelH relativeFrom="margin">
+              <wp14:pctWidth>0</wp14:pctWidth>
+            </wp14:sizeRelH>
+            <wp14:sizeRelV relativeFrom="margin">
+              <wp14:pctHeight>0</wp14:pctHeight>
+            </wp14:sizeRelV>
+          </wp:anchor>
+        </w:drawing>
+      </w:r>
+      <w:r>
+        <w:t>GESTIONAR USUARIOS</w:t>
+      </w:r>
+    </w:p>
+    <w:p/>
+    <w:p/>
+    <w:p/>
+    <w:p/>
+    <w:p/>
+    <w:p/>
+    <w:p/>
+    <w:p>
+      <w:pPr>
+        <w:rPr>
+          <w:rFonts w:ascii="Arial" w:eastAsiaTheme="majorEastAsia" w:hAnsi="Arial" w:cstheme="majorBidi"/>
+          <w:sz w:val="24"/>
+          <w:szCs w:val="28"/>
+        </w:rPr>
+      </w:pPr>
+    </w:p>
+    <w:p/>
+    <w:p/>
+    <w:p/>
+    <w:tbl>
+      <w:tblPr>
+        <w:tblStyle w:val="TableGrid"/>
+        <w:tblW w:w="9323" w:type="dxa"/>
+        <w:tblInd w:w="380" w:type="dxa"/>
+        <w:tblCellMar>
+          <w:top w:w="26" w:type="dxa"/>
+          <w:left w:w="17" w:type="dxa"/>
+          <w:right w:w="115" w:type="dxa"/>
+        </w:tblCellMar>
+        <w:tblLook w:val="04A0" w:firstRow="1" w:lastRow="0" w:firstColumn="1" w:lastColumn="0" w:noHBand="0" w:noVBand="1"/>
+      </w:tblPr>
+      <w:tblGrid>
+        <w:gridCol w:w="1944"/>
+        <w:gridCol w:w="7379"/>
+      </w:tblGrid>
+      <w:tr>
+        <w:trPr>
+          <w:trHeight w:val="346"/>
+        </w:trPr>
+        <w:tc>
+          <w:tcPr>
+            <w:tcW w:w="1944" w:type="dxa"/>
+            <w:tcBorders>
+              <w:top w:val="single" w:sz="4" w:space="0" w:color="000000"/>
+              <w:left w:val="single" w:sz="4" w:space="0" w:color="000000"/>
+              <w:bottom w:val="single" w:sz="4" w:space="0" w:color="000000"/>
+              <w:right w:val="nil"/>
+            </w:tcBorders>
+            <w:vAlign w:val="center"/>
+          </w:tcPr>
+          <w:p>
+            <w:pPr>
+              <w:ind w:left="2"/>
+            </w:pPr>
+            <w:r>
+              <w:rPr>
+                <w:rStyle w:val="Textoennegrita"/>
+              </w:rPr>
+              <w:t>No.6</w:t>
+            </w:r>
+          </w:p>
+        </w:tc>
+        <w:tc>
+          <w:tcPr>
+            <w:tcW w:w="7379" w:type="dxa"/>
+            <w:tcBorders>
+              <w:top w:val="single" w:sz="4" w:space="0" w:color="000000"/>
+              <w:left w:val="nil"/>
+              <w:bottom w:val="single" w:sz="4" w:space="0" w:color="000000"/>
+              <w:right w:val="single" w:sz="4" w:space="0" w:color="000000"/>
+            </w:tcBorders>
+            <w:vAlign w:val="center"/>
+          </w:tcPr>
+          <w:p/>
+        </w:tc>
+      </w:tr>
+      <w:tr>
+        <w:trPr>
+          <w:trHeight w:val="346"/>
+        </w:trPr>
+        <w:tc>
+          <w:tcPr>
+            <w:tcW w:w="1944" w:type="dxa"/>
+            <w:tcBorders>
+              <w:top w:val="single" w:sz="4" w:space="0" w:color="000000"/>
+              <w:left w:val="single" w:sz="4" w:space="0" w:color="000000"/>
+              <w:bottom w:val="single" w:sz="4" w:space="0" w:color="000000"/>
+              <w:right w:val="single" w:sz="4" w:space="0" w:color="000000"/>
+            </w:tcBorders>
+            <w:vAlign w:val="center"/>
+          </w:tcPr>
+          <w:p>
+            <w:pPr>
+              <w:ind w:left="60"/>
+              <w:jc w:val="center"/>
+            </w:pPr>
+            <w:r>
+              <w:rPr>
+                <w:rStyle w:val="Textoennegrita"/>
+              </w:rPr>
+              <w:t>Nombre:</w:t>
+            </w:r>
+          </w:p>
+        </w:tc>
+        <w:tc>
+          <w:tcPr>
+            <w:tcW w:w="7379" w:type="dxa"/>
+            <w:tcBorders>
+              <w:top w:val="single" w:sz="4" w:space="0" w:color="000000"/>
+              <w:left w:val="single" w:sz="4" w:space="0" w:color="000000"/>
+              <w:bottom w:val="single" w:sz="4" w:space="0" w:color="000000"/>
+              <w:right w:val="single" w:sz="4" w:space="0" w:color="000000"/>
+            </w:tcBorders>
+            <w:vAlign w:val="center"/>
+          </w:tcPr>
+          <w:p>
+            <w:r>
+              <w:t>Gestión de usuarios</w:t>
+            </w:r>
+          </w:p>
+        </w:tc>
+      </w:tr>
+      <w:tr>
+        <w:trPr>
+          <w:trHeight w:val="348"/>
+        </w:trPr>
+        <w:tc>
+          <w:tcPr>
+            <w:tcW w:w="1944" w:type="dxa"/>
+            <w:tcBorders>
+              <w:top w:val="single" w:sz="4" w:space="0" w:color="000000"/>
+              <w:left w:val="single" w:sz="4" w:space="0" w:color="000000"/>
+              <w:bottom w:val="single" w:sz="4" w:space="0" w:color="000000"/>
+              <w:right w:val="single" w:sz="4" w:space="0" w:color="000000"/>
+            </w:tcBorders>
+            <w:vAlign w:val="center"/>
+          </w:tcPr>
+          <w:p>
+            <w:pPr>
+              <w:ind w:left="65"/>
+              <w:jc w:val="center"/>
+            </w:pPr>
+            <w:r>
+              <w:rPr>
+                <w:rStyle w:val="Textoennegrita"/>
+              </w:rPr>
+              <w:t>Usuario:</w:t>
+            </w:r>
+          </w:p>
+        </w:tc>
+        <w:tc>
+          <w:tcPr>
+            <w:tcW w:w="7379" w:type="dxa"/>
+            <w:tcBorders>
+              <w:top w:val="single" w:sz="4" w:space="0" w:color="000000"/>
+              <w:left w:val="single" w:sz="4" w:space="0" w:color="000000"/>
+              <w:bottom w:val="single" w:sz="4" w:space="0" w:color="000000"/>
+              <w:right w:val="single" w:sz="4" w:space="0" w:color="000000"/>
+            </w:tcBorders>
+            <w:vAlign w:val="center"/>
+          </w:tcPr>
+          <w:p>
+            <w:r>
+              <w:t>Administrador</w:t>
+            </w:r>
+          </w:p>
+        </w:tc>
+      </w:tr>
+      <w:tr>
+        <w:trPr>
+          <w:trHeight w:val="898"/>
+        </w:trPr>
+        <w:tc>
+          <w:tcPr>
+            <w:tcW w:w="1944" w:type="dxa"/>
+            <w:tcBorders>
+              <w:top w:val="single" w:sz="4" w:space="0" w:color="000000"/>
+              <w:left w:val="single" w:sz="4" w:space="0" w:color="000000"/>
+              <w:bottom w:val="single" w:sz="4" w:space="0" w:color="000000"/>
+              <w:right w:val="single" w:sz="4" w:space="0" w:color="000000"/>
+            </w:tcBorders>
+            <w:vAlign w:val="center"/>
+          </w:tcPr>
+          <w:p>
+            <w:pPr>
+              <w:ind w:left="60"/>
+              <w:jc w:val="center"/>
+            </w:pPr>
+            <w:r>
+              <w:rPr>
+                <w:rStyle w:val="Textoennegrita"/>
+              </w:rPr>
+              <w:t>Descripción:</w:t>
+            </w:r>
+          </w:p>
+        </w:tc>
+        <w:tc>
+          <w:tcPr>
+            <w:tcW w:w="7379" w:type="dxa"/>
+            <w:tcBorders>
+              <w:top w:val="single" w:sz="4" w:space="0" w:color="000000"/>
+              <w:left w:val="single" w:sz="4" w:space="0" w:color="000000"/>
+              <w:bottom w:val="single" w:sz="4" w:space="0" w:color="000000"/>
+              <w:right w:val="single" w:sz="4" w:space="0" w:color="000000"/>
+            </w:tcBorders>
+            <w:vAlign w:val="center"/>
+          </w:tcPr>
+          <w:p>
+            <w:r>
+              <w:t>El Administrador puede gestionar los usuarios del sistema, permitiendo crear nuevos usuarios, editar la información de usuarios existentes, eliminar usuarios y cambiar contraseñas. Esto garantiza el control de acceso al sistema según los roles definidos.</w:t>
+            </w:r>
+          </w:p>
+        </w:tc>
+      </w:tr>
+      <w:tr>
+        <w:trPr>
+          <w:trHeight w:val="1448"/>
+        </w:trPr>
+        <w:tc>
+          <w:tcPr>
+            <w:tcW w:w="1944" w:type="dxa"/>
+            <w:tcBorders>
+              <w:top w:val="single" w:sz="4" w:space="0" w:color="000000"/>
+              <w:left w:val="single" w:sz="4" w:space="0" w:color="000000"/>
+              <w:bottom w:val="single" w:sz="4" w:space="0" w:color="000000"/>
+              <w:right w:val="single" w:sz="4" w:space="0" w:color="000000"/>
+            </w:tcBorders>
+            <w:vAlign w:val="center"/>
+          </w:tcPr>
+          <w:p>
+            <w:pPr>
+              <w:ind w:left="60"/>
+              <w:jc w:val="center"/>
+              <w:rPr>
+                <w:rStyle w:val="Textoennegrita"/>
+              </w:rPr>
+            </w:pPr>
+            <w:r>
+              <w:rPr>
+                <w:b/>
+                <w:bCs/>
+              </w:rPr>
+              <w:t>Flujo principal</w:t>
+            </w:r>
+            <w:r>
+              <w:rPr>
+                <w:b/>
+                <w:bCs/>
+              </w:rPr>
+              <w:t>:</w:t>
+            </w:r>
+          </w:p>
+        </w:tc>
+        <w:tc>
+          <w:tcPr>
+            <w:tcW w:w="7379" w:type="dxa"/>
+            <w:tcBorders>
+              <w:top w:val="single" w:sz="4" w:space="0" w:color="000000"/>
+              <w:left w:val="single" w:sz="4" w:space="0" w:color="000000"/>
+              <w:bottom w:val="single" w:sz="4" w:space="0" w:color="000000"/>
+              <w:right w:val="single" w:sz="4" w:space="0" w:color="000000"/>
+            </w:tcBorders>
+            <w:vAlign w:val="center"/>
+          </w:tcPr>
+          <w:p>
+            <w:r>
+              <w:t>- El administrador accede al módulo de usuarios</w:t>
+            </w:r>
+            <w:r>
+              <w:br/>
+              <w:t>- Registra nuevos usuarios</w:t>
+            </w:r>
+            <w:r>
+              <w:br/>
+              <w:t>- Edita información</w:t>
+            </w:r>
+            <w:r>
+              <w:br/>
+              <w:t>- Cambia contraseñas</w:t>
+            </w:r>
+            <w:r>
+              <w:br/>
+              <w:t>- Elimina usuarios</w:t>
+            </w:r>
+          </w:p>
+        </w:tc>
+      </w:tr>
+      <w:tr>
+        <w:trPr>
+          <w:trHeight w:val="622"/>
+        </w:trPr>
+        <w:tc>
+          <w:tcPr>
+            <w:tcW w:w="1944" w:type="dxa"/>
+            <w:tcBorders>
+              <w:top w:val="single" w:sz="4" w:space="0" w:color="000000"/>
+              <w:left w:val="single" w:sz="4" w:space="0" w:color="000000"/>
+              <w:bottom w:val="single" w:sz="4" w:space="0" w:color="000000"/>
+              <w:right w:val="single" w:sz="4" w:space="0" w:color="000000"/>
+            </w:tcBorders>
+            <w:vAlign w:val="center"/>
+          </w:tcPr>
+          <w:p>
+            <w:pPr>
+              <w:ind w:left="151"/>
+            </w:pPr>
+            <w:r>
+              <w:rPr>
+                <w:rStyle w:val="Textoennegrita"/>
+              </w:rPr>
+              <w:t>Observaciones:</w:t>
+            </w:r>
+          </w:p>
+        </w:tc>
+        <w:tc>
+          <w:tcPr>
+            <w:tcW w:w="7379" w:type="dxa"/>
+            <w:tcBorders>
+              <w:top w:val="single" w:sz="4" w:space="0" w:color="000000"/>
+              <w:left w:val="single" w:sz="4" w:space="0" w:color="000000"/>
+              <w:bottom w:val="single" w:sz="4" w:space="0" w:color="000000"/>
+              <w:right w:val="single" w:sz="4" w:space="0" w:color="000000"/>
+            </w:tcBorders>
+            <w:vAlign w:val="center"/>
+          </w:tcPr>
+          <w:p>
+            <w:r>
+              <w:t>El sistema debe validar los datos ingresados y asegurar la protección de las contraseñas. Solo el Administrador tiene permisos para realizar estas acciones.</w:t>
+            </w:r>
+          </w:p>
+        </w:tc>
+      </w:tr>
+      <w:tr>
+        <w:trPr>
+          <w:trHeight w:val="2079"/>
+        </w:trPr>
+        <w:tc>
+          <w:tcPr>
+            <w:tcW w:w="1944" w:type="dxa"/>
+            <w:tcBorders>
+              <w:top w:val="single" w:sz="4" w:space="0" w:color="000000"/>
+              <w:left w:val="single" w:sz="4" w:space="0" w:color="000000"/>
+              <w:bottom w:val="single" w:sz="4" w:space="0" w:color="000000"/>
+              <w:right w:val="single" w:sz="4" w:space="0" w:color="000000"/>
+            </w:tcBorders>
+            <w:vAlign w:val="center"/>
+          </w:tcPr>
+          <w:p>
+            <w:pPr>
+              <w:ind w:left="324" w:firstLine="5"/>
+            </w:pPr>
+            <w:r>
+              <w:rPr>
+                <w:rStyle w:val="Textoennegrita"/>
+              </w:rPr>
+              <w:t>Criterios de Aceptación:</w:t>
+            </w:r>
+          </w:p>
+        </w:tc>
+        <w:tc>
+          <w:tcPr>
+            <w:tcW w:w="7379" w:type="dxa"/>
+            <w:tcBorders>
+              <w:top w:val="single" w:sz="4" w:space="0" w:color="000000"/>
+              <w:left w:val="single" w:sz="4" w:space="0" w:color="000000"/>
+              <w:bottom w:val="single" w:sz="4" w:space="0" w:color="000000"/>
+              <w:right w:val="single" w:sz="4" w:space="0" w:color="000000"/>
+            </w:tcBorders>
+            <w:vAlign w:val="center"/>
+          </w:tcPr>
+          <w:p>
+            <w:pPr>
+              <w:numPr>
+                <w:ilvl w:val="0"/>
+                <w:numId w:val="6"/>
+              </w:numPr>
+              <w:spacing w:line="276" w:lineRule="auto"/>
+              <w:ind w:hanging="139"/>
+            </w:pPr>
+            <w:r>
+              <w:t>Permitir crear nuevos usuarios</w:t>
+            </w:r>
+          </w:p>
+          <w:p>
+            <w:pPr>
+              <w:numPr>
+                <w:ilvl w:val="0"/>
+                <w:numId w:val="6"/>
+              </w:numPr>
+              <w:spacing w:line="276" w:lineRule="auto"/>
+              <w:ind w:hanging="139"/>
+            </w:pPr>
+            <w:r>
+              <w:t xml:space="preserve">Permitir editar información de usuarios </w:t>
+            </w:r>
+          </w:p>
+          <w:p>
+            <w:pPr>
+              <w:numPr>
+                <w:ilvl w:val="0"/>
+                <w:numId w:val="6"/>
+              </w:numPr>
+              <w:spacing w:line="276" w:lineRule="auto"/>
+              <w:ind w:hanging="139"/>
+            </w:pPr>
+            <w:r>
+              <w:t xml:space="preserve">Permitir eliminar usuarios </w:t>
+            </w:r>
+          </w:p>
+          <w:p>
+            <w:pPr>
+              <w:numPr>
+                <w:ilvl w:val="0"/>
+                <w:numId w:val="6"/>
+              </w:numPr>
+              <w:spacing w:line="276" w:lineRule="auto"/>
+              <w:ind w:hanging="139"/>
+            </w:pPr>
+            <w:r>
+              <w:t xml:space="preserve">Permitir cambiar contraseñas </w:t>
+            </w:r>
+          </w:p>
+          <w:p>
+            <w:pPr>
+              <w:numPr>
+                <w:ilvl w:val="0"/>
+                <w:numId w:val="6"/>
+              </w:numPr>
+              <w:spacing w:line="276" w:lineRule="auto"/>
+              <w:ind w:hanging="139"/>
+            </w:pPr>
+            <w:r>
+              <w:t xml:space="preserve">Validación de datos obligatorios </w:t>
+            </w:r>
+          </w:p>
+          <w:p>
+            <w:pPr>
+              <w:numPr>
+                <w:ilvl w:val="0"/>
+                <w:numId w:val="6"/>
+              </w:numPr>
+              <w:spacing w:line="276" w:lineRule="auto"/>
+              <w:ind w:hanging="139"/>
+            </w:pPr>
+            <w:r>
+              <w:t>Control de acceso según roles</w:t>
+            </w:r>
+          </w:p>
+        </w:tc>
+      </w:tr>
+    </w:tbl>
+    <w:p/>
+    <w:p/>
+    <w:p/>
+    <w:p/>
+    <w:p>
+      <w:pPr>
+        <w:pStyle w:val="Ttulo3"/>
+        <w:jc w:val="center"/>
+      </w:pPr>
+      <w:r>
+        <w:br w:type="page"/>
+      </w:r>
       <w:r>
         <w:lastRenderedPageBreak/>
         <w:t>Tienda Online</w:t>
@@ -5840,7 +6597,7 @@
                     <pic:cNvPicPr/>
                   </pic:nvPicPr>
                   <pic:blipFill>
-                    <a:blip r:embed="rId10">
+                    <a:blip r:embed="rId11">
                       <a:extLst>
                         <a:ext uri="{28A0092B-C50C-407E-A947-70E740481C1C}">
                           <a14:useLocalDpi xmlns:a14="http://schemas.microsoft.com/office/drawing/2010/main" val="0"/>
@@ -6123,6 +6880,82 @@
       </w:tr>
       <w:tr>
         <w:trPr>
+          <w:trHeight w:val="622"/>
+        </w:trPr>
+        <w:tc>
+          <w:tcPr>
+            <w:tcW w:w="1944" w:type="dxa"/>
+            <w:tcBorders>
+              <w:top w:val="single" w:sz="4" w:space="0" w:color="000000"/>
+              <w:left w:val="single" w:sz="4" w:space="0" w:color="000000"/>
+              <w:bottom w:val="single" w:sz="4" w:space="0" w:color="000000"/>
+              <w:right w:val="single" w:sz="4" w:space="0" w:color="000000"/>
+            </w:tcBorders>
+            <w:vAlign w:val="center"/>
+          </w:tcPr>
+          <w:p>
+            <w:pPr>
+              <w:ind w:left="151"/>
+              <w:rPr>
+                <w:rStyle w:val="Textoennegrita"/>
+              </w:rPr>
+            </w:pPr>
+            <w:r>
+              <w:rPr>
+                <w:b/>
+                <w:bCs/>
+              </w:rPr>
+              <w:t>Flujo principal</w:t>
+            </w:r>
+            <w:r>
+              <w:rPr>
+                <w:b/>
+                <w:bCs/>
+              </w:rPr>
+              <w:t>:</w:t>
+            </w:r>
+          </w:p>
+        </w:tc>
+        <w:tc>
+          <w:tcPr>
+            <w:tcW w:w="7379" w:type="dxa"/>
+            <w:tcBorders>
+              <w:top w:val="single" w:sz="4" w:space="0" w:color="000000"/>
+              <w:left w:val="single" w:sz="4" w:space="0" w:color="000000"/>
+              <w:bottom w:val="single" w:sz="4" w:space="0" w:color="000000"/>
+              <w:right w:val="single" w:sz="4" w:space="0" w:color="000000"/>
+            </w:tcBorders>
+            <w:vAlign w:val="center"/>
+          </w:tcPr>
+          <w:p>
+            <w:r>
+              <w:t>- El cliente accede a la tienda online</w:t>
+            </w:r>
+            <w:r>
+              <w:br/>
+              <w:t>- Visualiza el catálogo</w:t>
+            </w:r>
+            <w:r>
+              <w:br/>
+              <w:t>- Filtra productos</w:t>
+            </w:r>
+            <w:r>
+              <w:br/>
+              <w:t>- Selecciona la talla</w:t>
+            </w:r>
+            <w:r>
+              <w:br/>
+              <w:t>- Agrega productos al carrito</w:t>
+            </w:r>
+            <w:r>
+              <w:br/>
+              <w:t>- Confirma la compra</w:t>
+            </w:r>
+          </w:p>
+        </w:tc>
+      </w:tr>
+      <w:tr>
+        <w:trPr>
           <w:trHeight w:val="2079"/>
         </w:trPr>
         <w:tc>
@@ -6263,7 +7096,7 @@
       <w:pPr>
         <w:pStyle w:val="Ttulo1"/>
       </w:pPr>
-      <w:bookmarkStart w:id="20" w:name="_Toc226746257"/>
+      <w:bookmarkStart w:id="20" w:name="_Toc226749442"/>
       <w:r>
         <w:rPr>
           <w:lang w:val="es-MX"/>
@@ -6315,7 +7148,7 @@
                     </pic:cNvPicPr>
                   </pic:nvPicPr>
                   <pic:blipFill>
-                    <a:blip r:embed="rId11">
+                    <a:blip r:embed="rId12">
                       <a:extLst>
                         <a:ext uri="{28A0092B-C50C-407E-A947-70E740481C1C}">
                           <a14:useLocalDpi xmlns:a14="http://schemas.microsoft.com/office/drawing/2010/main" val="0"/>
@@ -6553,10 +7386,12 @@
       <w:pPr>
         <w:pStyle w:val="Ttulo1"/>
       </w:pPr>
+      <w:bookmarkStart w:id="21" w:name="_Toc226749443"/>
       <w:r>
         <w:lastRenderedPageBreak/>
         <w:t>Modelo Entidad-Relación (MER)</w:t>
       </w:r>
+      <w:bookmarkEnd w:id="21"/>
     </w:p>
     <w:p>
       <w:r>
@@ -6581,7 +7416,7 @@
                     </pic:cNvPicPr>
                   </pic:nvPicPr>
                   <pic:blipFill>
-                    <a:blip r:embed="rId12">
+                    <a:blip r:embed="rId13">
                       <a:extLst>
                         <a:ext uri="{28A0092B-C50C-407E-A947-70E740481C1C}">
                           <a14:useLocalDpi xmlns:a14="http://schemas.microsoft.com/office/drawing/2010/main" val="0"/>
@@ -6683,12 +7518,14 @@
           <w:lang w:val="es-MX"/>
         </w:rPr>
       </w:pPr>
+      <w:bookmarkStart w:id="22" w:name="_Toc226749444"/>
       <w:r>
         <w:rPr>
           <w:lang w:val="es-MX"/>
         </w:rPr>
         <w:t>Conclusión</w:t>
       </w:r>
+      <w:bookmarkEnd w:id="22"/>
     </w:p>
     <w:p>
       <w:pPr>
@@ -7459,6 +8296,119 @@
     </w:lvl>
   </w:abstractNum>
   <w:abstractNum w:abstractNumId="4" w15:restartNumberingAfterBreak="0">
+    <w:nsid w:val="71645D61"/>
+    <w:multiLevelType w:val="hybridMultilevel"/>
+    <w:tmpl w:val="1852418C"/>
+    <w:lvl w:ilvl="0" w:tplc="080A0001">
+      <w:start w:val="1"/>
+      <w:numFmt w:val="bullet"/>
+      <w:lvlText w:val=""/>
+      <w:lvlJc w:val="left"/>
+      <w:pPr>
+        <w:ind w:left="720" w:hanging="360"/>
+      </w:pPr>
+      <w:rPr>
+        <w:rFonts w:ascii="Symbol" w:hAnsi="Symbol" w:hint="default"/>
+      </w:rPr>
+    </w:lvl>
+    <w:lvl w:ilvl="1" w:tplc="080A0003" w:tentative="1">
+      <w:start w:val="1"/>
+      <w:numFmt w:val="bullet"/>
+      <w:lvlText w:val="o"/>
+      <w:lvlJc w:val="left"/>
+      <w:pPr>
+        <w:ind w:left="1440" w:hanging="360"/>
+      </w:pPr>
+      <w:rPr>
+        <w:rFonts w:ascii="Courier New" w:hAnsi="Courier New" w:cs="Courier New" w:hint="default"/>
+      </w:rPr>
+    </w:lvl>
+    <w:lvl w:ilvl="2" w:tplc="080A0005" w:tentative="1">
+      <w:start w:val="1"/>
+      <w:numFmt w:val="bullet"/>
+      <w:lvlText w:val=""/>
+      <w:lvlJc w:val="left"/>
+      <w:pPr>
+        <w:ind w:left="2160" w:hanging="360"/>
+      </w:pPr>
+      <w:rPr>
+        <w:rFonts w:ascii="Wingdings" w:hAnsi="Wingdings" w:hint="default"/>
+      </w:rPr>
+    </w:lvl>
+    <w:lvl w:ilvl="3" w:tplc="080A0001" w:tentative="1">
+      <w:start w:val="1"/>
+      <w:numFmt w:val="bullet"/>
+      <w:lvlText w:val=""/>
+      <w:lvlJc w:val="left"/>
+      <w:pPr>
+        <w:ind w:left="2880" w:hanging="360"/>
+      </w:pPr>
+      <w:rPr>
+        <w:rFonts w:ascii="Symbol" w:hAnsi="Symbol" w:hint="default"/>
+      </w:rPr>
+    </w:lvl>
+    <w:lvl w:ilvl="4" w:tplc="080A0003" w:tentative="1">
+      <w:start w:val="1"/>
+      <w:numFmt w:val="bullet"/>
+      <w:lvlText w:val="o"/>
+      <w:lvlJc w:val="left"/>
+      <w:pPr>
+        <w:ind w:left="3600" w:hanging="360"/>
+      </w:pPr>
+      <w:rPr>
+        <w:rFonts w:ascii="Courier New" w:hAnsi="Courier New" w:cs="Courier New" w:hint="default"/>
+      </w:rPr>
+    </w:lvl>
+    <w:lvl w:ilvl="5" w:tplc="080A0005" w:tentative="1">
+      <w:start w:val="1"/>
+      <w:numFmt w:val="bullet"/>
+      <w:lvlText w:val=""/>
+      <w:lvlJc w:val="left"/>
+      <w:pPr>
+        <w:ind w:left="4320" w:hanging="360"/>
+      </w:pPr>
+      <w:rPr>
+        <w:rFonts w:ascii="Wingdings" w:hAnsi="Wingdings" w:hint="default"/>
+      </w:rPr>
+    </w:lvl>
+    <w:lvl w:ilvl="6" w:tplc="080A0001" w:tentative="1">
+      <w:start w:val="1"/>
+      <w:numFmt w:val="bullet"/>
+      <w:lvlText w:val=""/>
+      <w:lvlJc w:val="left"/>
+      <w:pPr>
+        <w:ind w:left="5040" w:hanging="360"/>
+      </w:pPr>
+      <w:rPr>
+        <w:rFonts w:ascii="Symbol" w:hAnsi="Symbol" w:hint="default"/>
+      </w:rPr>
+    </w:lvl>
+    <w:lvl w:ilvl="7" w:tplc="080A0003" w:tentative="1">
+      <w:start w:val="1"/>
+      <w:numFmt w:val="bullet"/>
+      <w:lvlText w:val="o"/>
+      <w:lvlJc w:val="left"/>
+      <w:pPr>
+        <w:ind w:left="5760" w:hanging="360"/>
+      </w:pPr>
+      <w:rPr>
+        <w:rFonts w:ascii="Courier New" w:hAnsi="Courier New" w:cs="Courier New" w:hint="default"/>
+      </w:rPr>
+    </w:lvl>
+    <w:lvl w:ilvl="8" w:tplc="080A0005" w:tentative="1">
+      <w:start w:val="1"/>
+      <w:numFmt w:val="bullet"/>
+      <w:lvlText w:val=""/>
+      <w:lvlJc w:val="left"/>
+      <w:pPr>
+        <w:ind w:left="6480" w:hanging="360"/>
+      </w:pPr>
+      <w:rPr>
+        <w:rFonts w:ascii="Wingdings" w:hAnsi="Wingdings" w:hint="default"/>
+      </w:rPr>
+    </w:lvl>
+  </w:abstractNum>
+  <w:abstractNum w:abstractNumId="5" w15:restartNumberingAfterBreak="0">
     <w:nsid w:val="735C73A7"/>
     <w:multiLevelType w:val="multilevel"/>
     <w:tmpl w:val="5DD88E8C"/>
@@ -7607,7 +8557,7 @@
       </w:rPr>
     </w:lvl>
   </w:abstractNum>
-  <w:abstractNum w:abstractNumId="5" w15:restartNumberingAfterBreak="0">
+  <w:abstractNum w:abstractNumId="6" w15:restartNumberingAfterBreak="0">
     <w:nsid w:val="76DD5566"/>
     <w:multiLevelType w:val="multilevel"/>
     <w:tmpl w:val="F90E37B8"/>
@@ -7757,7 +8707,7 @@
     </w:lvl>
   </w:abstractNum>
   <w:num w:numId="1" w16cid:durableId="115873559">
-    <w:abstractNumId w:val="4"/>
+    <w:abstractNumId w:val="5"/>
   </w:num>
   <w:num w:numId="2" w16cid:durableId="49690589">
     <w:abstractNumId w:val="2"/>
@@ -7766,13 +8716,16 @@
     <w:abstractNumId w:val="3"/>
   </w:num>
   <w:num w:numId="4" w16cid:durableId="199173395">
-    <w:abstractNumId w:val="5"/>
+    <w:abstractNumId w:val="6"/>
   </w:num>
   <w:num w:numId="5" w16cid:durableId="479464276">
     <w:abstractNumId w:val="0"/>
   </w:num>
   <w:num w:numId="6" w16cid:durableId="1512377419">
     <w:abstractNumId w:val="1"/>
+  </w:num>
+  <w:num w:numId="7" w16cid:durableId="1896694237">
+    <w:abstractNumId w:val="4"/>
   </w:num>
 </w:numbering>
 </file>

--- a/Documentación/Documentación del Proyecto a Realizar.docx
+++ b/Documentación/Documentación del Proyecto a Realizar.docx
@@ -1,6 +1,6 @@
 
 <file path=word/document.xml><?xml version="1.0" encoding="utf-8"?>
-<w:document xmlns:wpc="http://schemas.microsoft.com/office/word/2010/wordprocessingCanvas" xmlns:cx="http://schemas.microsoft.com/office/drawing/2014/chartex" xmlns:cx1="http://schemas.microsoft.com/office/drawing/2015/9/8/chartex" xmlns:cx2="http://schemas.microsoft.com/office/drawing/2015/10/21/chartex" xmlns:cx3="http://schemas.microsoft.com/office/drawing/2016/5/9/chartex" xmlns:cx4="http://schemas.microsoft.com/office/drawing/2016/5/10/chartex" xmlns:cx5="http://schemas.microsoft.com/office/drawing/2016/5/11/chartex" xmlns:cx6="http://schemas.microsoft.com/office/drawing/2016/5/12/chartex" xmlns:cx7="http://schemas.microsoft.com/office/drawing/2016/5/13/chartex" xmlns:cx8="http://schemas.microsoft.com/office/drawing/2016/5/14/chartex" xmlns:mc="http://schemas.openxmlformats.org/markup-compatibility/2006" xmlns:aink="http://schemas.microsoft.com/office/drawing/2016/ink" xmlns:am3d="http://schemas.microsoft.com/office/drawing/2017/model3d" xmlns:o="urn:schemas-microsoft-com:office:office" xmlns:oel="http://schemas.microsoft.com/office/2019/extlst" xmlns:r="http://schemas.openxmlformats.org/officeDocument/2006/relationships" xmlns:m="http://schemas.openxmlformats.org/officeDocument/2006/math" xmlns:v="urn:schemas-microsoft-com:vml" xmlns:wp14="http://schemas.microsoft.com/office/word/2010/wordprocessingDrawing" xmlns:wp="http://schemas.openxmlformats.org/drawingml/2006/wordprocessingDrawing" xmlns:w10="urn:schemas-microsoft-com:office:word" xmlns:w="http://schemas.openxmlformats.org/wordprocessingml/2006/main" xmlns:w14="http://schemas.microsoft.com/office/word/2010/wordml" xmlns:w15="http://schemas.microsoft.com/office/word/2012/wordml" xmlns:w16cex="http://schemas.microsoft.com/office/word/2018/wordml/cex" xmlns:w16cid="http://schemas.microsoft.com/office/word/2016/wordml/cid" xmlns:w16="http://schemas.microsoft.com/office/word/2018/wordml" xmlns:w16du="http://schemas.microsoft.com/office/word/2023/wordml/word16du" xmlns:w16sdtdh="http://schemas.microsoft.com/office/word/2020/wordml/sdtdatahash" xmlns:w16sdtfl="http://schemas.microsoft.com/office/word/2024/wordml/sdtformatlock" xmlns:w16se="http://schemas.microsoft.com/office/word/2015/wordml/symex" xmlns:wpg="http://schemas.microsoft.com/office/word/2010/wordprocessingGroup" xmlns:wpi="http://schemas.microsoft.com/office/word/2010/wordprocessingInk" xmlns:wne="http://schemas.microsoft.com/office/word/2006/wordml" xmlns:wps="http://schemas.microsoft.com/office/word/2010/wordprocessingShape" mc:Ignorable="w14 w15 w16se w16cid w16 w16cex w16sdtdh w16sdtfl w16du wp14">
+<w:document xmlns:wpc="http://schemas.microsoft.com/office/word/2010/wordprocessingCanvas" xmlns:cx="http://schemas.microsoft.com/office/drawing/2014/chartex" xmlns:cx1="http://schemas.microsoft.com/office/drawing/2015/9/8/chartex" xmlns:cx2="http://schemas.microsoft.com/office/drawing/2015/10/21/chartex" xmlns:cx3="http://schemas.microsoft.com/office/drawing/2016/5/9/chartex" xmlns:cx4="http://schemas.microsoft.com/office/drawing/2016/5/10/chartex" xmlns:cx5="http://schemas.microsoft.com/office/drawing/2016/5/11/chartex" xmlns:cx6="http://schemas.microsoft.com/office/drawing/2016/5/12/chartex" xmlns:cx7="http://schemas.microsoft.com/office/drawing/2016/5/13/chartex" xmlns:cx8="http://schemas.microsoft.com/office/drawing/2016/5/14/chartex" xmlns:mc="http://schemas.openxmlformats.org/markup-compatibility/2006" xmlns:aink="http://schemas.microsoft.com/office/drawing/2016/ink" xmlns:am3d="http://schemas.microsoft.com/office/drawing/2017/model3d" xmlns:o="urn:schemas-microsoft-com:office:office" xmlns:r="http://schemas.openxmlformats.org/officeDocument/2006/relationships" xmlns:m="http://schemas.openxmlformats.org/officeDocument/2006/math" xmlns:v="urn:schemas-microsoft-com:vml" xmlns:wp14="http://schemas.microsoft.com/office/word/2010/wordprocessingDrawing" xmlns:wp="http://schemas.openxmlformats.org/drawingml/2006/wordprocessingDrawing" xmlns:w10="urn:schemas-microsoft-com:office:word" xmlns:w="http://schemas.openxmlformats.org/wordprocessingml/2006/main" xmlns:w14="http://schemas.microsoft.com/office/word/2010/wordml" xmlns:w15="http://schemas.microsoft.com/office/word/2012/wordml" xmlns:w16cex="http://schemas.microsoft.com/office/word/2018/wordml/cex" xmlns:w16cid="http://schemas.microsoft.com/office/word/2016/wordml/cid" xmlns:w16="http://schemas.microsoft.com/office/word/2018/wordml" xmlns:w16sdtdh="http://schemas.microsoft.com/office/word/2020/wordml/sdtdatahash" xmlns:w16se="http://schemas.microsoft.com/office/word/2015/wordml/symex" xmlns:wpg="http://schemas.microsoft.com/office/word/2010/wordprocessingGroup" xmlns:wpi="http://schemas.microsoft.com/office/word/2010/wordprocessingInk" xmlns:wne="http://schemas.microsoft.com/office/word/2006/wordml" xmlns:wps="http://schemas.microsoft.com/office/word/2010/wordprocessingShape" mc:Ignorable="w14 w15 w16se w16cid w16 w16cex w16sdtdh wp14">
   <w:body>
     <w:p>
       <w:pPr>
@@ -2678,7 +2678,21 @@
         <w:rPr>
           <w:lang w:val="es-MX"/>
         </w:rPr>
-        <w:t xml:space="preserve">Desarrollar funcionalidades de promociones y descuentos que se apliquen de manera automática según diferentes criterios (fecha, categoría, producto o comportamiento del cliente). </w:t>
+        <w:t xml:space="preserve">Diseñar un </w:t>
+      </w:r>
+      <w:proofErr w:type="spellStart"/>
+      <w:r>
+        <w:rPr>
+          <w:lang w:val="es-MX"/>
+        </w:rPr>
+        <w:t>dashboard</w:t>
+      </w:r>
+      <w:proofErr w:type="spellEnd"/>
+      <w:r>
+        <w:rPr>
+          <w:lang w:val="es-MX"/>
+        </w:rPr>
+        <w:t xml:space="preserve"> interactivo con estadísticas y gráficas que apoyen la toma de decisiones del negocio. </w:t>
       </w:r>
     </w:p>
     <w:p>
@@ -2699,21 +2713,7 @@
         <w:rPr>
           <w:lang w:val="es-MX"/>
         </w:rPr>
-        <w:t xml:space="preserve">Diseñar un </w:t>
-      </w:r>
-      <w:proofErr w:type="spellStart"/>
-      <w:r>
-        <w:rPr>
-          <w:lang w:val="es-MX"/>
-        </w:rPr>
-        <w:t>dashboard</w:t>
-      </w:r>
-      <w:proofErr w:type="spellEnd"/>
-      <w:r>
-        <w:rPr>
-          <w:lang w:val="es-MX"/>
-        </w:rPr>
-        <w:t xml:space="preserve"> interactivo con estadísticas y gráficas que apoyen la toma de decisiones del negocio. </w:t>
+        <w:t xml:space="preserve">Implementar una tienda online pública que permita a los usuarios visualizar productos, filtrarlos, seleccionarlos y realizar compras. </w:t>
       </w:r>
     </w:p>
     <w:p>
@@ -2734,27 +2734,6 @@
         <w:rPr>
           <w:lang w:val="es-MX"/>
         </w:rPr>
-        <w:t xml:space="preserve">Implementar una tienda online pública que permita a los usuarios visualizar productos, filtrarlos, seleccionarlos y realizar compras. </w:t>
-      </w:r>
-    </w:p>
-    <w:p>
-      <w:pPr>
-        <w:numPr>
-          <w:ilvl w:val="0"/>
-          <w:numId w:val="1"/>
-        </w:numPr>
-        <w:tabs>
-          <w:tab w:val="num" w:pos="12"/>
-        </w:tabs>
-        <w:ind w:left="720"/>
-        <w:rPr>
-          <w:lang w:val="es-MX"/>
-        </w:rPr>
-      </w:pPr>
-      <w:r>
-        <w:rPr>
-          <w:lang w:val="es-MX"/>
-        </w:rPr>
         <w:t xml:space="preserve">Garantizar que el sistema sea responsive, seguro y fácil de usar, adaptándose a diferentes dispositivos. </w:t>
       </w:r>
     </w:p>
@@ -2840,10 +2819,7 @@
       </w:r>
       <w:proofErr w:type="spellStart"/>
       <w:r>
-        <w:rPr>
-          <w:lang w:val="es-MX"/>
-        </w:rPr>
-        <w:t>dashboard</w:t>
+        <w:t>Backend</w:t>
       </w:r>
       <w:proofErr w:type="spellEnd"/>
       <w:r>
@@ -3013,7 +2989,19 @@
         <w:rPr>
           <w:lang w:val="es-MX"/>
         </w:rPr>
-        <w:t xml:space="preserve">Sistema de ventas con carrito de compras, que facilita el registro de transacciones y el control de las ventas realizadas. </w:t>
+        <w:t>Sistema de ventas con carrito de compras</w:t>
+      </w:r>
+      <w:r>
+        <w:rPr>
+          <w:lang w:val="es-MX"/>
+        </w:rPr>
+        <w:t xml:space="preserve"> y</w:t>
+      </w:r>
+      <w:r>
+        <w:rPr>
+          <w:lang w:val="es-MX"/>
+        </w:rPr>
+        <w:t xml:space="preserve"> el control de las ventas realizadas. </w:t>
       </w:r>
     </w:p>
     <w:p>
@@ -3060,12 +3048,12 @@
           <w:lang w:val="es-MX"/>
         </w:rPr>
       </w:pPr>
+      <w:r>
+        <w:t xml:space="preserve">El </w:t>
+      </w:r>
       <w:proofErr w:type="spellStart"/>
       <w:r>
-        <w:rPr>
-          <w:lang w:val="es-MX"/>
-        </w:rPr>
-        <w:t>Dashboard</w:t>
+        <w:t>Frontend</w:t>
       </w:r>
       <w:proofErr w:type="spellEnd"/>
       <w:r>
@@ -3179,23 +3167,6 @@
           <w:lang w:val="es-MX"/>
         </w:rPr>
         <w:t xml:space="preserve">Requiere conexión a internet o red local para su funcionamiento. </w:t>
-      </w:r>
-    </w:p>
-    <w:p>
-      <w:pPr>
-        <w:numPr>
-          <w:ilvl w:val="0"/>
-          <w:numId w:val="3"/>
-        </w:numPr>
-        <w:rPr>
-          <w:lang w:val="es-MX"/>
-        </w:rPr>
-      </w:pPr>
-      <w:r>
-        <w:rPr>
-          <w:lang w:val="es-MX"/>
-        </w:rPr>
-        <w:t>No integra pasarelas de pago en línea (dependiendo de futuras mejoras).</w:t>
       </w:r>
     </w:p>
     <w:p>
@@ -4185,14 +4156,13 @@
           </w:tcPr>
           <w:p>
             <w:pPr>
-              <w:numPr>
-                <w:ilvl w:val="0"/>
-                <w:numId w:val="6"/>
-              </w:numPr>
-              <w:ind w:hanging="139"/>
+              <w:ind w:left="139"/>
             </w:pPr>
             <w:r>
-              <w:t>- Acceso al sistema mediante inicio de sesión - El Administrador tiene acceso completo - El Vendedor puede realizar ventas y gestionar clientes - El Gestor de Inventario puede administrar productos e inventario - El Cliente puede acceder a la tienda online - Control de acceso según el rol del usuario</w:t>
+              <w:t>Acceso al sistema mediante inicio de sesión - El Administrador tiene acceso completo - El Vendedor puede realizar ventas y gestionar clientes - El Gestor de Inventario puede administrar productos e inventario - El Cliente puede acceder a la tienda online</w:t>
+            </w:r>
+            <w:r>
+              <w:t>.</w:t>
             </w:r>
           </w:p>
         </w:tc>
@@ -5039,9 +5009,9 @@
           <w:noProof/>
         </w:rPr>
         <w:drawing>
-          <wp:inline distT="0" distB="0" distL="0" distR="0" wp14:anchorId="7CC99017" wp14:editId="0460CF78">
-            <wp:extent cx="5612130" cy="2710815"/>
-            <wp:effectExtent l="0" t="0" r="7620" b="0"/>
+          <wp:inline distT="0" distB="0" distL="0" distR="0" wp14:anchorId="7CC99017" wp14:editId="09DF028B">
+            <wp:extent cx="6251495" cy="3019646"/>
+            <wp:effectExtent l="0" t="0" r="0" b="0"/>
             <wp:docPr id="2000736442" name="Imagen 1"/>
             <wp:cNvGraphicFramePr>
               <a:graphicFrameLocks xmlns:a="http://schemas.openxmlformats.org/drawingml/2006/main" noChangeAspect="1"/>
@@ -5071,7 +5041,7 @@
                   <pic:spPr bwMode="auto">
                     <a:xfrm>
                       <a:off x="0" y="0"/>
-                      <a:ext cx="5612130" cy="2710815"/>
+                      <a:ext cx="6285946" cy="3036287"/>
                     </a:xfrm>
                     <a:prstGeom prst="rect">
                       <a:avLst/>
@@ -5400,7 +5370,13 @@
           </w:p>
           <w:p>
             <w:r>
-              <w:t>- Asocia un cliente</w:t>
+              <w:t>- A</w:t>
+            </w:r>
+            <w:r>
+              <w:t>gregar</w:t>
+            </w:r>
+            <w:r>
+              <w:t xml:space="preserve"> un cliente</w:t>
             </w:r>
           </w:p>
           <w:p>
@@ -5534,29 +5510,30 @@
       <w:r>
         <w:br w:type="page"/>
       </w:r>
+      <w:bookmarkStart w:id="18" w:name="_Toc226749440"/>
     </w:p>
     <w:p>
       <w:pPr>
         <w:pStyle w:val="Ttulo3"/>
         <w:jc w:val="center"/>
       </w:pPr>
-      <w:bookmarkStart w:id="18" w:name="_Toc226749440"/>
       <w:r>
         <w:lastRenderedPageBreak/>
         <w:t>INVENTARIO</w:t>
       </w:r>
       <w:bookmarkEnd w:id="18"/>
     </w:p>
+    <w:p/>
     <w:p>
       <w:r>
         <w:rPr>
           <w:noProof/>
         </w:rPr>
         <w:drawing>
-          <wp:inline distT="0" distB="0" distL="0" distR="0" wp14:anchorId="1158BF7F" wp14:editId="50EE22CC">
-            <wp:extent cx="5612130" cy="2027555"/>
-            <wp:effectExtent l="0" t="0" r="7620" b="0"/>
-            <wp:docPr id="90433657" name="Imagen 2"/>
+          <wp:inline distT="0" distB="0" distL="0" distR="0" wp14:anchorId="77C03B02" wp14:editId="03CCAF2B">
+            <wp:extent cx="6179953" cy="2749763"/>
+            <wp:effectExtent l="0" t="0" r="0" b="0"/>
+            <wp:docPr id="2" name="Imagen 2"/>
             <wp:cNvGraphicFramePr>
               <a:graphicFrameLocks xmlns:a="http://schemas.openxmlformats.org/drawingml/2006/main" noChangeAspect="1"/>
             </wp:cNvGraphicFramePr>
@@ -5564,7 +5541,7 @@
               <a:graphicData uri="http://schemas.openxmlformats.org/drawingml/2006/picture">
                 <pic:pic xmlns:pic="http://schemas.openxmlformats.org/drawingml/2006/picture">
                   <pic:nvPicPr>
-                    <pic:cNvPr id="0" name="Picture 3"/>
+                    <pic:cNvPr id="0" name="Picture 2"/>
                     <pic:cNvPicPr>
                       <a:picLocks noChangeAspect="1" noChangeArrowheads="1"/>
                     </pic:cNvPicPr>
@@ -5585,15 +5562,12 @@
                   <pic:spPr bwMode="auto">
                     <a:xfrm>
                       <a:off x="0" y="0"/>
-                      <a:ext cx="5612130" cy="2027555"/>
+                      <a:ext cx="6206960" cy="2761780"/>
                     </a:xfrm>
                     <a:prstGeom prst="rect">
                       <a:avLst/>
                     </a:prstGeom>
                     <a:noFill/>
-                    <a:ln>
-                      <a:noFill/>
-                    </a:ln>
                   </pic:spPr>
                 </pic:pic>
               </a:graphicData>
@@ -5749,6 +5723,9 @@
             <w:r>
               <w:t>Administrador, Gestor de Inventario</w:t>
             </w:r>
+            <w:r>
+              <w:t>, vendedor.</w:t>
+            </w:r>
           </w:p>
         </w:tc>
       </w:tr>
@@ -5796,6 +5773,11 @@
               <w:t>El Administrador y el Gestor de Inventario pueden supervisar y controlar el inventario del sistema, permitiendo visualizar el stock disponible, consultar el inventario por tallas y detectar productos con stock bajo para su reposición.</w:t>
             </w:r>
           </w:p>
+          <w:p>
+            <w:r>
+              <w:t>El vendedor solo tiene permitido ver el stock.</w:t>
+            </w:r>
+          </w:p>
         </w:tc>
       </w:tr>
       <w:tr>
@@ -5870,14 +5852,7 @@
                 <w:b/>
                 <w:bCs/>
               </w:rPr>
-              <w:t>Flujo principal</w:t>
-            </w:r>
-            <w:r>
-              <w:rPr>
-                <w:b/>
-                <w:bCs/>
-              </w:rPr>
-              <w:t>:</w:t>
+              <w:t>Flujo principal:</w:t>
             </w:r>
           </w:p>
         </w:tc>
@@ -6568,24 +6543,18 @@
       <w:bookmarkEnd w:id="19"/>
     </w:p>
     <w:p>
+      <w:pPr>
+        <w:jc w:val="center"/>
+      </w:pPr>
       <w:r>
         <w:rPr>
           <w:noProof/>
-          <w14:ligatures w14:val="standardContextual"/>
         </w:rPr>
         <w:drawing>
-          <wp:anchor distT="0" distB="0" distL="114300" distR="114300" simplePos="0" relativeHeight="251660288" behindDoc="0" locked="0" layoutInCell="1" allowOverlap="1" wp14:anchorId="1B9E4DA5" wp14:editId="23259565">
-            <wp:simplePos x="0" y="0"/>
-            <wp:positionH relativeFrom="margin">
-              <wp:align>center</wp:align>
-            </wp:positionH>
-            <wp:positionV relativeFrom="paragraph">
-              <wp:posOffset>228295</wp:posOffset>
-            </wp:positionV>
-            <wp:extent cx="6483224" cy="2078182"/>
-            <wp:effectExtent l="0" t="0" r="0" b="0"/>
-            <wp:wrapNone/>
-            <wp:docPr id="722466540" name="Imagen 7"/>
+          <wp:inline distT="0" distB="0" distL="0" distR="0" wp14:anchorId="200E61EF" wp14:editId="0063D89F">
+            <wp:extent cx="4969357" cy="2669289"/>
+            <wp:effectExtent l="0" t="0" r="3175" b="0"/>
+            <wp:docPr id="4" name="Imagen 4"/>
             <wp:cNvGraphicFramePr>
               <a:graphicFrameLocks xmlns:a="http://schemas.openxmlformats.org/drawingml/2006/main" noChangeAspect="1"/>
             </wp:cNvGraphicFramePr>
@@ -6593,8 +6562,10 @@
               <a:graphicData uri="http://schemas.openxmlformats.org/drawingml/2006/picture">
                 <pic:pic xmlns:pic="http://schemas.openxmlformats.org/drawingml/2006/picture">
                   <pic:nvPicPr>
-                    <pic:cNvPr id="722466540" name="Imagen 722466540"/>
-                    <pic:cNvPicPr/>
+                    <pic:cNvPr id="0" name="Picture 3"/>
+                    <pic:cNvPicPr>
+                      <a:picLocks noChangeAspect="1" noChangeArrowheads="1"/>
+                    </pic:cNvPicPr>
                   </pic:nvPicPr>
                   <pic:blipFill>
                     <a:blip r:embed="rId11">
@@ -6604,34 +6575,28 @@
                         </a:ext>
                       </a:extLst>
                     </a:blip>
+                    <a:srcRect/>
                     <a:stretch>
                       <a:fillRect/>
                     </a:stretch>
                   </pic:blipFill>
-                  <pic:spPr>
+                  <pic:spPr bwMode="auto">
                     <a:xfrm>
                       <a:off x="0" y="0"/>
-                      <a:ext cx="6483224" cy="2078182"/>
+                      <a:ext cx="5040716" cy="2707620"/>
                     </a:xfrm>
                     <a:prstGeom prst="rect">
                       <a:avLst/>
                     </a:prstGeom>
+                    <a:noFill/>
                   </pic:spPr>
                 </pic:pic>
               </a:graphicData>
             </a:graphic>
-          </wp:anchor>
+          </wp:inline>
         </w:drawing>
       </w:r>
     </w:p>
-    <w:p/>
-    <w:p/>
-    <w:p/>
-    <w:p/>
-    <w:p/>
-    <w:p/>
-    <w:p/>
-    <w:p/>
     <w:tbl>
       <w:tblPr>
         <w:tblStyle w:val="TableGrid"/>
@@ -6905,14 +6870,7 @@
                 <w:b/>
                 <w:bCs/>
               </w:rPr>
-              <w:t>Flujo principal</w:t>
-            </w:r>
-            <w:r>
-              <w:rPr>
-                <w:b/>
-                <w:bCs/>
-              </w:rPr>
-              <w:t>:</w:t>
+              <w:t>Flujo principal:</w:t>
             </w:r>
           </w:p>
         </w:tc>
@@ -7635,7 +7593,7 @@
 </file>
 
 <file path=word/numbering.xml><?xml version="1.0" encoding="utf-8"?>
-<w:numbering xmlns:wpc="http://schemas.microsoft.com/office/word/2010/wordprocessingCanvas" xmlns:cx="http://schemas.microsoft.com/office/drawing/2014/chartex" xmlns:cx1="http://schemas.microsoft.com/office/drawing/2015/9/8/chartex" xmlns:cx2="http://schemas.microsoft.com/office/drawing/2015/10/21/chartex" xmlns:cx3="http://schemas.microsoft.com/office/drawing/2016/5/9/chartex" xmlns:cx4="http://schemas.microsoft.com/office/drawing/2016/5/10/chartex" xmlns:cx5="http://schemas.microsoft.com/office/drawing/2016/5/11/chartex" xmlns:cx6="http://schemas.microsoft.com/office/drawing/2016/5/12/chartex" xmlns:cx7="http://schemas.microsoft.com/office/drawing/2016/5/13/chartex" xmlns:cx8="http://schemas.microsoft.com/office/drawing/2016/5/14/chartex" xmlns:mc="http://schemas.openxmlformats.org/markup-compatibility/2006" xmlns:aink="http://schemas.microsoft.com/office/drawing/2016/ink" xmlns:am3d="http://schemas.microsoft.com/office/drawing/2017/model3d" xmlns:o="urn:schemas-microsoft-com:office:office" xmlns:oel="http://schemas.microsoft.com/office/2019/extlst" xmlns:r="http://schemas.openxmlformats.org/officeDocument/2006/relationships" xmlns:m="http://schemas.openxmlformats.org/officeDocument/2006/math" xmlns:v="urn:schemas-microsoft-com:vml" xmlns:wp14="http://schemas.microsoft.com/office/word/2010/wordprocessingDrawing" xmlns:wp="http://schemas.openxmlformats.org/drawingml/2006/wordprocessingDrawing" xmlns:w10="urn:schemas-microsoft-com:office:word" xmlns:w="http://schemas.openxmlformats.org/wordprocessingml/2006/main" xmlns:w14="http://schemas.microsoft.com/office/word/2010/wordml" xmlns:w15="http://schemas.microsoft.com/office/word/2012/wordml" xmlns:w16cex="http://schemas.microsoft.com/office/word/2018/wordml/cex" xmlns:w16cid="http://schemas.microsoft.com/office/word/2016/wordml/cid" xmlns:w16="http://schemas.microsoft.com/office/word/2018/wordml" xmlns:w16du="http://schemas.microsoft.com/office/word/2023/wordml/word16du" xmlns:w16sdtdh="http://schemas.microsoft.com/office/word/2020/wordml/sdtdatahash" xmlns:w16sdtfl="http://schemas.microsoft.com/office/word/2024/wordml/sdtformatlock" xmlns:w16se="http://schemas.microsoft.com/office/word/2015/wordml/symex" xmlns:wpg="http://schemas.microsoft.com/office/word/2010/wordprocessingGroup" xmlns:wpi="http://schemas.microsoft.com/office/word/2010/wordprocessingInk" xmlns:wne="http://schemas.microsoft.com/office/word/2006/wordml" xmlns:wps="http://schemas.microsoft.com/office/word/2010/wordprocessingShape" mc:Ignorable="w14 w15 w16se w16cid w16 w16cex w16sdtdh w16sdtfl w16du wp14">
+<w:numbering xmlns:wpc="http://schemas.microsoft.com/office/word/2010/wordprocessingCanvas" xmlns:cx="http://schemas.microsoft.com/office/drawing/2014/chartex" xmlns:cx1="http://schemas.microsoft.com/office/drawing/2015/9/8/chartex" xmlns:cx2="http://schemas.microsoft.com/office/drawing/2015/10/21/chartex" xmlns:cx3="http://schemas.microsoft.com/office/drawing/2016/5/9/chartex" xmlns:cx4="http://schemas.microsoft.com/office/drawing/2016/5/10/chartex" xmlns:cx5="http://schemas.microsoft.com/office/drawing/2016/5/11/chartex" xmlns:cx6="http://schemas.microsoft.com/office/drawing/2016/5/12/chartex" xmlns:cx7="http://schemas.microsoft.com/office/drawing/2016/5/13/chartex" xmlns:cx8="http://schemas.microsoft.com/office/drawing/2016/5/14/chartex" xmlns:mc="http://schemas.openxmlformats.org/markup-compatibility/2006" xmlns:aink="http://schemas.microsoft.com/office/drawing/2016/ink" xmlns:am3d="http://schemas.microsoft.com/office/drawing/2017/model3d" xmlns:o="urn:schemas-microsoft-com:office:office" xmlns:r="http://schemas.openxmlformats.org/officeDocument/2006/relationships" xmlns:m="http://schemas.openxmlformats.org/officeDocument/2006/math" xmlns:v="urn:schemas-microsoft-com:vml" xmlns:wp14="http://schemas.microsoft.com/office/word/2010/wordprocessingDrawing" xmlns:wp="http://schemas.openxmlformats.org/drawingml/2006/wordprocessingDrawing" xmlns:w10="urn:schemas-microsoft-com:office:word" xmlns:w="http://schemas.openxmlformats.org/wordprocessingml/2006/main" xmlns:w14="http://schemas.microsoft.com/office/word/2010/wordml" xmlns:w15="http://schemas.microsoft.com/office/word/2012/wordml" xmlns:w16cex="http://schemas.microsoft.com/office/word/2018/wordml/cex" xmlns:w16cid="http://schemas.microsoft.com/office/word/2016/wordml/cid" xmlns:w16="http://schemas.microsoft.com/office/word/2018/wordml" xmlns:w16sdtdh="http://schemas.microsoft.com/office/word/2020/wordml/sdtdatahash" xmlns:w16se="http://schemas.microsoft.com/office/word/2015/wordml/symex" xmlns:wpg="http://schemas.microsoft.com/office/word/2010/wordprocessingGroup" xmlns:wpi="http://schemas.microsoft.com/office/word/2010/wordprocessingInk" xmlns:wne="http://schemas.microsoft.com/office/word/2006/wordml" xmlns:wps="http://schemas.microsoft.com/office/word/2010/wordprocessingShape" mc:Ignorable="w14 w15 w16se w16cid w16 w16cex w16sdtdh wp14">
   <w:abstractNum w:abstractNumId="0" w15:restartNumberingAfterBreak="0">
     <w:nsid w:val="10F1247E"/>
     <w:multiLevelType w:val="multilevel"/>
@@ -8706,32 +8664,32 @@
       </w:rPr>
     </w:lvl>
   </w:abstractNum>
-  <w:num w:numId="1" w16cid:durableId="115873559">
+  <w:num w:numId="1">
     <w:abstractNumId w:val="5"/>
   </w:num>
-  <w:num w:numId="2" w16cid:durableId="49690589">
+  <w:num w:numId="2">
     <w:abstractNumId w:val="2"/>
   </w:num>
-  <w:num w:numId="3" w16cid:durableId="1902904282">
+  <w:num w:numId="3">
     <w:abstractNumId w:val="3"/>
   </w:num>
-  <w:num w:numId="4" w16cid:durableId="199173395">
+  <w:num w:numId="4">
     <w:abstractNumId w:val="6"/>
   </w:num>
-  <w:num w:numId="5" w16cid:durableId="479464276">
+  <w:num w:numId="5">
     <w:abstractNumId w:val="0"/>
   </w:num>
-  <w:num w:numId="6" w16cid:durableId="1512377419">
+  <w:num w:numId="6">
     <w:abstractNumId w:val="1"/>
   </w:num>
-  <w:num w:numId="7" w16cid:durableId="1896694237">
+  <w:num w:numId="7">
     <w:abstractNumId w:val="4"/>
   </w:num>
 </w:numbering>
 </file>
 
 <file path=word/styles.xml><?xml version="1.0" encoding="utf-8"?>
-<w:styles xmlns:mc="http://schemas.openxmlformats.org/markup-compatibility/2006" xmlns:r="http://schemas.openxmlformats.org/officeDocument/2006/relationships" xmlns:w="http://schemas.openxmlformats.org/wordprocessingml/2006/main" xmlns:w14="http://schemas.microsoft.com/office/word/2010/wordml" xmlns:w15="http://schemas.microsoft.com/office/word/2012/wordml" xmlns:w16cex="http://schemas.microsoft.com/office/word/2018/wordml/cex" xmlns:w16cid="http://schemas.microsoft.com/office/word/2016/wordml/cid" xmlns:w16="http://schemas.microsoft.com/office/word/2018/wordml" xmlns:w16du="http://schemas.microsoft.com/office/word/2023/wordml/word16du" xmlns:w16sdtdh="http://schemas.microsoft.com/office/word/2020/wordml/sdtdatahash" xmlns:w16sdtfl="http://schemas.microsoft.com/office/word/2024/wordml/sdtformatlock" xmlns:w16se="http://schemas.microsoft.com/office/word/2015/wordml/symex" mc:Ignorable="w14 w15 w16se w16cid w16 w16cex w16sdtdh w16sdtfl w16du">
+<w:styles xmlns:mc="http://schemas.openxmlformats.org/markup-compatibility/2006" xmlns:r="http://schemas.openxmlformats.org/officeDocument/2006/relationships" xmlns:w="http://schemas.openxmlformats.org/wordprocessingml/2006/main" xmlns:w14="http://schemas.microsoft.com/office/word/2010/wordml" xmlns:w15="http://schemas.microsoft.com/office/word/2012/wordml" xmlns:w16cex="http://schemas.microsoft.com/office/word/2018/wordml/cex" xmlns:w16cid="http://schemas.microsoft.com/office/word/2016/wordml/cid" xmlns:w16="http://schemas.microsoft.com/office/word/2018/wordml" xmlns:w16sdtdh="http://schemas.microsoft.com/office/word/2020/wordml/sdtdatahash" xmlns:w16se="http://schemas.microsoft.com/office/word/2015/wordml/symex" mc:Ignorable="w14 w15 w16se w16cid w16 w16cex w16sdtdh">
   <w:docDefaults>
     <w:rPrDefault>
       <w:rPr>
@@ -9339,6 +9297,7 @@
   <w:style w:type="character" w:default="1" w:styleId="Fuentedeprrafopredeter">
     <w:name w:val="Default Paragraph Font"/>
     <w:uiPriority w:val="1"/>
+    <w:semiHidden/>
     <w:unhideWhenUsed/>
   </w:style>
   <w:style w:type="table" w:default="1" w:styleId="Tablanormal">
